--- a/文档格式测试/cases/edit_text_002/docx/实验报告10_edit_text_002.docx
+++ b/文档格式测试/cases/edit_text_002/docx/实验报告10_edit_text_002.docx
@@ -1,17 +1,23 @@
 
 <file path=word/document.xml><?xml version="1.0" encoding="utf-8"?>
-<w:document xmlns:wpc="http://schemas.microsoft.com/office/word/2010/wordprocessingCanvas" xmlns:cx="http://schemas.microsoft.com/office/drawing/2014/chartex" xmlns:cx1="http://schemas.microsoft.com/office/drawing/2015/9/8/chartex" xmlns:cx2="http://schemas.microsoft.com/office/drawing/2015/10/21/chartex" xmlns:cx3="http://schemas.microsoft.com/office/drawing/2016/5/9/chartex" xmlns:cx4="http://schemas.microsoft.com/office/drawing/2016/5/10/chartex" xmlns:cx5="http://schemas.microsoft.com/office/drawing/2016/5/11/chartex" xmlns:cx6="http://schemas.microsoft.com/office/drawing/2016/5/12/chartex" xmlns:cx7="http://schemas.microsoft.com/office/drawing/2016/5/13/chartex" xmlns:cx8="http://schemas.microsoft.com/office/drawing/2016/5/14/chartex" xmlns:mc="http://schemas.openxmlformats.org/markup-compatibility/2006" xmlns:aink="http://schemas.microsoft.com/office/drawing/2016/ink" xmlns:am3d="http://schemas.microsoft.com/office/drawing/2017/model3d" xmlns:o="urn:schemas-microsoft-com:office:office" xmlns:r="http://schemas.openxmlformats.org/officeDocument/2006/relationships" xmlns:m="http://schemas.openxmlformats.org/officeDocument/2006/math" xmlns:v="urn:schemas-microsoft-com:vml" xmlns:wp14="http://schemas.microsoft.com/office/word/2010/wordprocessingDrawing" xmlns:wp="http://schemas.openxmlformats.org/drawingml/2006/wordprocessingDrawing" xmlns:w10="urn:schemas-microsoft-com:office:word" xmlns:w="http://schemas.openxmlformats.org/wordprocessingml/2006/main" xmlns:w14="http://schemas.microsoft.com/office/word/2010/wordml" xmlns:w15="http://schemas.microsoft.com/office/word/2012/wordml" xmlns:w16cex="http://schemas.microsoft.com/office/word/2018/wordml/cex" xmlns:w16cid="http://schemas.microsoft.com/office/word/2016/wordml/cid" xmlns:w16="http://schemas.microsoft.com/office/word/2018/wordml" xmlns:w16sdtdh="http://schemas.microsoft.com/office/word/2020/wordml/sdtdatahash" xmlns:w16se="http://schemas.microsoft.com/office/word/2015/wordml/symex" xmlns:wpg="http://schemas.microsoft.com/office/word/2010/wordprocessingGroup" xmlns:wpi="http://schemas.microsoft.com/office/word/2010/wordprocessingInk" xmlns:wne="http://schemas.microsoft.com/office/word/2006/wordml" xmlns:wps="http://schemas.microsoft.com/office/word/2010/wordprocessingShape" mc:Ignorable="w14 w15 w16se w16cid w16 w16cex w16sdtdh wp14">
+<w:document xmlns:wpc="http://schemas.microsoft.com/office/word/2010/wordprocessingCanvas" xmlns:cx="http://schemas.microsoft.com/office/drawing/2014/chartex" xmlns:cx1="http://schemas.microsoft.com/office/drawing/2015/9/8/chartex" xmlns:cx2="http://schemas.microsoft.com/office/drawing/2015/10/21/chartex" xmlns:cx3="http://schemas.microsoft.com/office/drawing/2016/5/9/chartex" xmlns:cx4="http://schemas.microsoft.com/office/drawing/2016/5/10/chartex" xmlns:cx5="http://schemas.microsoft.com/office/drawing/2016/5/11/chartex" xmlns:cx6="http://schemas.microsoft.com/office/drawing/2016/5/12/chartex" xmlns:cx7="http://schemas.microsoft.com/office/drawing/2016/5/13/chartex" xmlns:cx8="http://schemas.microsoft.com/office/drawing/2016/5/14/chartex" xmlns:mc="http://schemas.openxmlformats.org/markup-compatibility/2006" xmlns:aink="http://schemas.microsoft.com/office/drawing/2016/ink" xmlns:am3d="http://schemas.microsoft.com/office/drawing/2017/model3d" xmlns:o="urn:schemas-microsoft-com:office:office" xmlns:oel="http://schemas.microsoft.com/office/2019/extlst" xmlns:r="http://schemas.openxmlformats.org/officeDocument/2006/relationships" xmlns:m="http://schemas.openxmlformats.org/officeDocument/2006/math" xmlns:v="urn:schemas-microsoft-com:vml" xmlns:wp14="http://schemas.microsoft.com/office/word/2010/wordprocessingDrawing" xmlns:wp="http://schemas.openxmlformats.org/drawingml/2006/wordprocessingDrawing" xmlns:w10="urn:schemas-microsoft-com:office:word" xmlns:w="http://schemas.openxmlformats.org/wordprocessingml/2006/main" xmlns:w14="http://schemas.microsoft.com/office/word/2010/wordml" xmlns:w15="http://schemas.microsoft.com/office/word/2012/wordml" xmlns:w16cex="http://schemas.microsoft.com/office/word/2018/wordml/cex" xmlns:w16cid="http://schemas.microsoft.com/office/word/2016/wordml/cid" xmlns:w16="http://schemas.microsoft.com/office/word/2018/wordml" xmlns:w16du="http://schemas.microsoft.com/office/word/2023/wordml/word16du" xmlns:w16sdtdh="http://schemas.microsoft.com/office/word/2020/wordml/sdtdatahash" xmlns:w16sdtfl="http://schemas.microsoft.com/office/word/2024/wordml/sdtformatlock" xmlns:w16se="http://schemas.microsoft.com/office/word/2015/wordml/symex" xmlns:wpg="http://schemas.microsoft.com/office/word/2010/wordprocessingGroup" xmlns:wpi="http://schemas.microsoft.com/office/word/2010/wordprocessingInk" xmlns:wne="http://schemas.microsoft.com/office/word/2006/wordml" xmlns:wps="http://schemas.microsoft.com/office/word/2010/wordprocessingShape" mc:Ignorable="w14 w15 w16se w16cid w16 w16cex w16sdtdh w16sdtfl w16du wp14">
   <w:body>
     <w:p>
       <w:pPr>
         <w:snapToGrid w:val="0"/>
         <w:jc w:val="left"/>
+        <w:rPr>
+          <w:rFonts w:hint="eastAsia"/>
+        </w:rPr>
       </w:pPr>
     </w:p>
     <w:p>
       <w:pPr>
         <w:snapToGrid w:val="0"/>
         <w:jc w:val="left"/>
+        <w:rPr>
+          <w:rFonts w:hint="eastAsia"/>
+        </w:rPr>
       </w:pPr>
     </w:p>
     <w:tbl>
@@ -37,7 +43,7 @@
               <w:snapToGrid w:val="0"/>
               <w:jc w:val="center"/>
               <w:rPr>
-                <w:rFonts w:ascii="黑体" w:eastAsia="黑体" w:hAnsi="黑体"/>
+                <w:rFonts w:ascii="SimHei" w:eastAsia="SimHei" w:hAnsi="SimHei" w:hint="eastAsia"/>
                 <w:b/>
                 <w:sz w:val="48"/>
                 <w:szCs w:val="22"/>
@@ -45,13 +51,13 @@
             </w:pPr>
             <w:r>
               <w:rPr>
-                <w:rFonts w:ascii="Calibri" w:eastAsia="宋体" w:hAnsi="Calibri"/>
+                <w:rFonts w:ascii="Calibri" w:eastAsia="SimSun" w:hAnsi="Calibri"/>
                 <w:noProof/>
                 <w:sz w:val="21"/>
                 <w:szCs w:val="22"/>
               </w:rPr>
               <w:drawing>
-                <wp:inline distT="0" distB="0" distL="0" distR="0" wp14:anchorId="560FA380" wp14:editId="3E84DAA4">
+                <wp:inline distT="0" distB="0" distL="0" distR="0" wp14:anchorId="560FA380" wp14:editId="70843DE9">
                   <wp:extent cx="3949700" cy="1016000"/>
                   <wp:effectExtent l="0" t="0" r="0" b="0"/>
                   <wp:docPr id="12" name="图片 12" descr="https://timgsa.baidu.com/timg?image&amp;quality=80&amp;size=b9999_10000&amp;sec=1496894931904&amp;di=050976ea9e0fd67679d5fd92da4a07da&amp;imgtype=0&amp;src=http%3A%2F%2Fpic.baike.soso.com%2Fp%2F20131105%2F20131105111410-1035874432.jpg"/>
@@ -116,7 +122,7 @@
               <w:snapToGrid w:val="0"/>
               <w:jc w:val="center"/>
               <w:rPr>
-                <w:rFonts w:ascii="Calibri" w:eastAsia="宋体" w:hAnsi="Calibri"/>
+                <w:rFonts w:ascii="Calibri" w:eastAsia="SimSun" w:hAnsi="Calibri"/>
                 <w:sz w:val="21"/>
                 <w:szCs w:val="22"/>
               </w:rPr>
@@ -138,7 +144,7 @@
               <w:snapToGrid w:val="0"/>
               <w:jc w:val="center"/>
               <w:rPr>
-                <w:rFonts w:ascii="楷体" w:eastAsia="楷体" w:hAnsi="楷体"/>
+                <w:rFonts w:ascii="KaiTi" w:eastAsia="KaiTi" w:hAnsi="KaiTi" w:hint="eastAsia"/>
                 <w:b/>
                 <w:sz w:val="72"/>
                 <w:szCs w:val="72"/>
@@ -146,7 +152,7 @@
             </w:pPr>
             <w:r>
               <w:rPr>
-                <w:rFonts w:ascii="楷体" w:eastAsia="楷体" w:hAnsi="楷体" w:hint="eastAsia"/>
+                <w:rFonts w:ascii="KaiTi" w:eastAsia="KaiTi" w:hAnsi="KaiTi" w:hint="eastAsia"/>
                 <w:b/>
                 <w:sz w:val="72"/>
                 <w:szCs w:val="72"/>
@@ -170,7 +176,7 @@
               <w:snapToGrid w:val="0"/>
               <w:jc w:val="center"/>
               <w:rPr>
-                <w:rFonts w:ascii="黑体" w:eastAsia="黑体" w:hAnsi="黑体"/>
+                <w:rFonts w:ascii="SimHei" w:eastAsia="SimHei" w:hAnsi="SimHei" w:hint="eastAsia"/>
                 <w:b/>
                 <w:kern w:val="0"/>
                 <w:sz w:val="96"/>
@@ -179,7 +185,7 @@
             </w:pPr>
             <w:r>
               <w:rPr>
-                <w:rFonts w:ascii="楷体" w:eastAsia="楷体" w:hAnsi="楷体" w:hint="eastAsia"/>
+                <w:rFonts w:ascii="KaiTi" w:eastAsia="KaiTi" w:hAnsi="KaiTi" w:hint="eastAsia"/>
                 <w:b/>
                 <w:kern w:val="0"/>
                 <w:sz w:val="72"/>
@@ -189,7 +195,7 @@
             </w:r>
             <w:r>
               <w:rPr>
-                <w:rFonts w:ascii="楷体" w:eastAsia="楷体" w:hAnsi="楷体" w:hint="eastAsia"/>
+                <w:rFonts w:ascii="KaiTi" w:eastAsia="KaiTi" w:hAnsi="KaiTi" w:hint="eastAsia"/>
                 <w:b/>
                 <w:kern w:val="0"/>
                 <w:sz w:val="72"/>
@@ -214,7 +220,7 @@
               <w:snapToGrid w:val="0"/>
               <w:jc w:val="center"/>
               <w:rPr>
-                <w:rFonts w:ascii="楷体" w:eastAsia="楷体" w:hAnsi="楷体"/>
+                <w:rFonts w:ascii="KaiTi" w:eastAsia="KaiTi" w:hAnsi="KaiTi" w:hint="eastAsia"/>
                 <w:b/>
                 <w:kern w:val="0"/>
                 <w:sz w:val="52"/>
@@ -272,7 +278,7 @@
                     <w:snapToGrid w:val="0"/>
                     <w:jc w:val="right"/>
                     <w:rPr>
-                      <w:rFonts w:ascii="宋体" w:eastAsia="宋体" w:hAnsi="宋体"/>
+                      <w:rFonts w:ascii="SimSun" w:eastAsia="SimSun" w:hAnsi="SimSun" w:hint="eastAsia"/>
                       <w:b/>
                       <w:sz w:val="21"/>
                       <w:szCs w:val="21"/>
@@ -280,7 +286,7 @@
                   </w:pPr>
                   <w:r>
                     <w:rPr>
-                      <w:rFonts w:ascii="宋体" w:eastAsia="宋体" w:hAnsi="宋体" w:hint="eastAsia"/>
+                      <w:rFonts w:ascii="SimSun" w:eastAsia="SimSun" w:hAnsi="SimSun" w:hint="eastAsia"/>
                       <w:b/>
                       <w:sz w:val="21"/>
                       <w:szCs w:val="21"/>
@@ -306,7 +312,7 @@
                     <w:ind w:right="840"/>
                     <w:jc w:val="center"/>
                     <w:rPr>
-                      <w:rFonts w:ascii="宋体" w:eastAsia="宋体" w:hAnsi="宋体"/>
+                      <w:rFonts w:ascii="SimSun" w:eastAsia="SimSun" w:hAnsi="SimSun" w:hint="eastAsia"/>
                       <w:sz w:val="21"/>
                       <w:szCs w:val="21"/>
                     </w:rPr>
@@ -335,7 +341,7 @@
                     <w:snapToGrid w:val="0"/>
                     <w:jc w:val="right"/>
                     <w:rPr>
-                      <w:rFonts w:ascii="宋体" w:eastAsia="宋体" w:hAnsi="宋体"/>
+                      <w:rFonts w:ascii="SimSun" w:eastAsia="SimSun" w:hAnsi="SimSun" w:hint="eastAsia"/>
                       <w:b/>
                       <w:sz w:val="21"/>
                       <w:szCs w:val="21"/>
@@ -343,7 +349,7 @@
                   </w:pPr>
                   <w:r>
                     <w:rPr>
-                      <w:rFonts w:ascii="宋体" w:eastAsia="宋体" w:hAnsi="宋体" w:hint="eastAsia"/>
+                      <w:rFonts w:ascii="SimSun" w:eastAsia="SimSun" w:hAnsi="SimSun" w:hint="eastAsia"/>
                       <w:b/>
                       <w:sz w:val="21"/>
                       <w:szCs w:val="21"/>
@@ -368,7 +374,7 @@
                     <w:ind w:right="840"/>
                     <w:jc w:val="center"/>
                     <w:rPr>
-                      <w:rFonts w:ascii="宋体" w:eastAsia="宋体" w:hAnsi="宋体"/>
+                      <w:rFonts w:ascii="SimSun" w:eastAsia="SimSun" w:hAnsi="SimSun" w:hint="eastAsia"/>
                       <w:sz w:val="21"/>
                       <w:szCs w:val="21"/>
                     </w:rPr>
@@ -397,7 +403,7 @@
                     <w:snapToGrid w:val="0"/>
                     <w:jc w:val="right"/>
                     <w:rPr>
-                      <w:rFonts w:ascii="宋体" w:eastAsia="宋体" w:hAnsi="宋体"/>
+                      <w:rFonts w:ascii="SimSun" w:eastAsia="SimSun" w:hAnsi="SimSun" w:hint="eastAsia"/>
                       <w:b/>
                       <w:sz w:val="21"/>
                       <w:szCs w:val="21"/>
@@ -405,7 +411,7 @@
                   </w:pPr>
                   <w:r>
                     <w:rPr>
-                      <w:rFonts w:ascii="宋体" w:eastAsia="宋体" w:hAnsi="宋体" w:hint="eastAsia"/>
+                      <w:rFonts w:ascii="SimSun" w:eastAsia="SimSun" w:hAnsi="SimSun" w:hint="eastAsia"/>
                       <w:b/>
                       <w:sz w:val="21"/>
                       <w:szCs w:val="21"/>
@@ -430,7 +436,7 @@
                     <w:ind w:right="840"/>
                     <w:jc w:val="center"/>
                     <w:rPr>
-                      <w:rFonts w:ascii="宋体" w:eastAsia="宋体" w:hAnsi="宋体"/>
+                      <w:rFonts w:ascii="SimSun" w:eastAsia="SimSun" w:hAnsi="SimSun" w:hint="eastAsia"/>
                       <w:sz w:val="21"/>
                       <w:szCs w:val="21"/>
                     </w:rPr>
@@ -459,7 +465,7 @@
                     <w:snapToGrid w:val="0"/>
                     <w:jc w:val="right"/>
                     <w:rPr>
-                      <w:rFonts w:ascii="宋体" w:eastAsia="宋体" w:hAnsi="宋体"/>
+                      <w:rFonts w:ascii="SimSun" w:eastAsia="SimSun" w:hAnsi="SimSun" w:hint="eastAsia"/>
                       <w:b/>
                       <w:sz w:val="21"/>
                       <w:szCs w:val="21"/>
@@ -467,7 +473,7 @@
                   </w:pPr>
                   <w:r>
                     <w:rPr>
-                      <w:rFonts w:ascii="宋体" w:eastAsia="宋体" w:hAnsi="宋体" w:hint="eastAsia"/>
+                      <w:rFonts w:ascii="SimSun" w:eastAsia="SimSun" w:hAnsi="SimSun" w:hint="eastAsia"/>
                       <w:b/>
                       <w:sz w:val="21"/>
                       <w:szCs w:val="21"/>
@@ -492,7 +498,7 @@
                     <w:ind w:right="840"/>
                     <w:jc w:val="center"/>
                     <w:rPr>
-                      <w:rFonts w:ascii="宋体" w:eastAsia="宋体" w:hAnsi="宋体"/>
+                      <w:rFonts w:ascii="SimSun" w:eastAsia="SimSun" w:hAnsi="SimSun" w:hint="eastAsia"/>
                       <w:sz w:val="21"/>
                       <w:szCs w:val="21"/>
                     </w:rPr>
@@ -521,7 +527,7 @@
                     <w:snapToGrid w:val="0"/>
                     <w:jc w:val="right"/>
                     <w:rPr>
-                      <w:rFonts w:ascii="宋体" w:eastAsia="宋体" w:hAnsi="宋体"/>
+                      <w:rFonts w:ascii="SimSun" w:eastAsia="SimSun" w:hAnsi="SimSun" w:hint="eastAsia"/>
                       <w:b/>
                       <w:sz w:val="21"/>
                       <w:szCs w:val="21"/>
@@ -529,7 +535,7 @@
                   </w:pPr>
                   <w:r>
                     <w:rPr>
-                      <w:rFonts w:ascii="宋体" w:eastAsia="宋体" w:hAnsi="宋体" w:hint="eastAsia"/>
+                      <w:rFonts w:ascii="SimSun" w:eastAsia="SimSun" w:hAnsi="SimSun" w:hint="eastAsia"/>
                       <w:b/>
                       <w:sz w:val="21"/>
                       <w:szCs w:val="21"/>
@@ -554,7 +560,7 @@
                     <w:ind w:right="840"/>
                     <w:jc w:val="center"/>
                     <w:rPr>
-                      <w:rFonts w:ascii="宋体" w:eastAsia="宋体" w:hAnsi="宋体"/>
+                      <w:rFonts w:ascii="SimSun" w:eastAsia="SimSun" w:hAnsi="SimSun" w:hint="eastAsia"/>
                       <w:sz w:val="21"/>
                       <w:szCs w:val="21"/>
                     </w:rPr>
@@ -583,7 +589,7 @@
                     <w:snapToGrid w:val="0"/>
                     <w:jc w:val="right"/>
                     <w:rPr>
-                      <w:rFonts w:ascii="宋体" w:eastAsia="宋体" w:hAnsi="宋体"/>
+                      <w:rFonts w:ascii="SimSun" w:eastAsia="SimSun" w:hAnsi="SimSun" w:hint="eastAsia"/>
                       <w:b/>
                       <w:sz w:val="21"/>
                       <w:szCs w:val="21"/>
@@ -591,7 +597,7 @@
                   </w:pPr>
                   <w:r>
                     <w:rPr>
-                      <w:rFonts w:ascii="宋体" w:eastAsia="宋体" w:hAnsi="宋体" w:hint="eastAsia"/>
+                      <w:rFonts w:ascii="SimSun" w:eastAsia="SimSun" w:hAnsi="SimSun" w:hint="eastAsia"/>
                       <w:b/>
                       <w:sz w:val="21"/>
                       <w:szCs w:val="21"/>
@@ -616,7 +622,7 @@
                     <w:ind w:right="840"/>
                     <w:jc w:val="center"/>
                     <w:rPr>
-                      <w:rFonts w:ascii="宋体" w:eastAsia="宋体" w:hAnsi="宋体"/>
+                      <w:rFonts w:ascii="SimSun" w:eastAsia="SimSun" w:hAnsi="SimSun" w:hint="eastAsia"/>
                       <w:b/>
                       <w:bCs/>
                       <w:sz w:val="21"/>
@@ -625,7 +631,7 @@
                   </w:pPr>
                   <w:r>
                     <w:rPr>
-                      <w:rFonts w:ascii="宋体" w:eastAsia="宋体" w:hAnsi="宋体" w:hint="eastAsia"/>
+                      <w:rFonts w:ascii="SimSun" w:eastAsia="SimSun" w:hAnsi="SimSun" w:hint="eastAsia"/>
                       <w:b/>
                       <w:bCs/>
                       <w:sz w:val="21"/>
@@ -642,7 +648,7 @@
               <w:widowControl/>
               <w:snapToGrid w:val="0"/>
               <w:rPr>
-                <w:rFonts w:ascii="黑体" w:eastAsia="黑体" w:hAnsi="黑体"/>
+                <w:rFonts w:ascii="SimHei" w:eastAsia="SimHei" w:hAnsi="SimHei" w:hint="eastAsia"/>
                 <w:b/>
                 <w:szCs w:val="22"/>
               </w:rPr>
@@ -654,11 +660,17 @@
     <w:p>
       <w:pPr>
         <w:snapToGrid w:val="0"/>
+        <w:rPr>
+          <w:rFonts w:hint="eastAsia"/>
+        </w:rPr>
       </w:pPr>
     </w:p>
     <w:p>
       <w:pPr>
         <w:snapToGrid w:val="0"/>
+        <w:rPr>
+          <w:rFonts w:hint="eastAsia"/>
+        </w:rPr>
       </w:pPr>
       <w:r>
         <w:br w:type="page"/>
@@ -699,14 +711,14 @@
               <w:snapToGrid w:val="0"/>
               <w:jc w:val="center"/>
               <w:rPr>
-                <w:rFonts w:ascii="Times New Roman" w:eastAsia="宋体" w:hAnsi="Times New Roman"/>
-                <w:b/>
-                <w:szCs w:val="22"/>
-              </w:rPr>
-            </w:pPr>
-            <w:r>
-              <w:rPr>
-                <w:rFonts w:ascii="Times New Roman" w:eastAsia="宋体" w:hAnsi="Times New Roman"/>
+                <w:rFonts w:ascii="Times New Roman" w:eastAsia="SimSun" w:hAnsi="Times New Roman"/>
+                <w:b/>
+                <w:szCs w:val="22"/>
+              </w:rPr>
+            </w:pPr>
+            <w:r>
+              <w:rPr>
+                <w:rFonts w:ascii="Times New Roman" w:eastAsia="SimSun" w:hAnsi="Times New Roman"/>
                 <w:b/>
                 <w:sz w:val="22"/>
                 <w:szCs w:val="22"/>
@@ -716,7 +728,7 @@
             </w:r>
             <w:r>
               <w:rPr>
-                <w:rFonts w:ascii="Times New Roman" w:eastAsia="宋体" w:hAnsi="Times New Roman"/>
+                <w:rFonts w:ascii="Times New Roman" w:eastAsia="SimSun" w:hAnsi="Times New Roman"/>
                 <w:b/>
                 <w:sz w:val="22"/>
                 <w:szCs w:val="22"/>
@@ -735,7 +747,7 @@
             <w:pPr>
               <w:snapToGrid w:val="0"/>
               <w:rPr>
-                <w:rFonts w:ascii="Times New Roman" w:eastAsia="宋体" w:hAnsi="Times New Roman"/>
+                <w:rFonts w:ascii="Times New Roman" w:eastAsia="SimSun" w:hAnsi="Times New Roman"/>
                 <w:b/>
                 <w:sz w:val="22"/>
                 <w:szCs w:val="22"/>
@@ -743,21 +755,12 @@
             </w:pPr>
             <w:r>
               <w:rPr>
-                <w:rFonts w:ascii="Times New Roman" w:eastAsia="宋体" w:hAnsi="Times New Roman"/>
+                <w:rFonts w:ascii="Times New Roman" w:eastAsia="SimSun" w:hAnsi="Times New Roman"/>
                 <w:b/>
                 <w:sz w:val="22"/>
                 <w:szCs w:val="22"/>
               </w:rPr>
-              <w:t>RESTful API</w:t>
-            </w:r>
-            <w:r>
-              <w:rPr>
-                <w:rFonts w:ascii="Times New Roman" w:eastAsia="宋体" w:hAnsi="Times New Roman" w:hint="eastAsia"/>
-                <w:b/>
-                <w:sz w:val="22"/>
-                <w:szCs w:val="22"/>
-              </w:rPr>
-              <w:t>应用实践</w:t>
+              <w:t>[REPLACE-TEXT-002-REPORT-TITLE]</w:t>
             </w:r>
           </w:p>
         </w:tc>
@@ -777,13 +780,13 @@
               <w:snapToGrid w:val="0"/>
               <w:spacing w:line="360" w:lineRule="auto"/>
               <w:rPr>
-                <w:rFonts w:ascii="Times New Roman" w:eastAsia="宋体" w:hAnsi="Times New Roman"/>
-                <w:szCs w:val="22"/>
-              </w:rPr>
-            </w:pPr>
-            <w:r>
-              <w:rPr>
-                <w:rFonts w:ascii="Times New Roman" w:eastAsia="宋体" w:hAnsi="Times New Roman" w:hint="eastAsia"/>
+                <w:rFonts w:ascii="Times New Roman" w:eastAsia="SimSun" w:hAnsi="Times New Roman"/>
+                <w:szCs w:val="22"/>
+              </w:rPr>
+            </w:pPr>
+            <w:r>
+              <w:rPr>
+                <w:rFonts w:ascii="Times New Roman" w:eastAsia="SimSun" w:hAnsi="Times New Roman" w:hint="eastAsia"/>
                 <w:b/>
                 <w:bCs/>
                 <w:szCs w:val="22"/>
@@ -792,7 +795,7 @@
             </w:r>
             <w:r>
               <w:rPr>
-                <w:rFonts w:ascii="Times New Roman" w:eastAsia="宋体" w:hAnsi="Times New Roman"/>
+                <w:rFonts w:ascii="Times New Roman" w:eastAsia="SimSun" w:hAnsi="Times New Roman"/>
                 <w:b/>
                 <w:bCs/>
                 <w:szCs w:val="22"/>
@@ -801,7 +804,7 @@
             </w:r>
             <w:r>
               <w:rPr>
-                <w:rFonts w:ascii="Times New Roman" w:eastAsia="宋体" w:hAnsi="Times New Roman"/>
+                <w:rFonts w:ascii="Times New Roman" w:eastAsia="SimSun" w:hAnsi="Times New Roman"/>
                 <w:b/>
                 <w:bCs/>
                 <w:szCs w:val="22"/>
@@ -810,7 +813,7 @@
             </w:r>
             <w:r>
               <w:rPr>
-                <w:rFonts w:ascii="Times New Roman" w:eastAsia="宋体" w:hAnsi="Times New Roman"/>
+                <w:rFonts w:ascii="Times New Roman" w:eastAsia="SimSun" w:hAnsi="Times New Roman"/>
                 <w:b/>
                 <w:bCs/>
                 <w:szCs w:val="22"/>
@@ -822,14 +825,14 @@
             <w:pPr>
               <w:spacing w:line="360" w:lineRule="auto"/>
               <w:rPr>
-                <w:rFonts w:ascii="Times New Roman" w:eastAsia="宋体" w:hAnsi="Times New Roman"/>
-                <w:b/>
-                <w:bCs/>
-              </w:rPr>
-            </w:pPr>
-            <w:r>
-              <w:rPr>
-                <w:rFonts w:ascii="Times New Roman" w:eastAsia="宋体" w:hAnsi="Times New Roman" w:hint="eastAsia"/>
+                <w:rFonts w:ascii="Times New Roman" w:eastAsia="SimSun" w:hAnsi="Times New Roman"/>
+                <w:b/>
+                <w:bCs/>
+              </w:rPr>
+            </w:pPr>
+            <w:r>
+              <w:rPr>
+                <w:rFonts w:ascii="Times New Roman" w:eastAsia="SimSun" w:hAnsi="Times New Roman" w:hint="eastAsia"/>
                 <w:b/>
                 <w:bCs/>
               </w:rPr>
@@ -837,7 +840,7 @@
             </w:r>
             <w:r>
               <w:rPr>
-                <w:rFonts w:ascii="Times New Roman" w:eastAsia="宋体" w:hAnsi="Times New Roman" w:hint="eastAsia"/>
+                <w:rFonts w:ascii="Times New Roman" w:eastAsia="SimSun" w:hAnsi="Times New Roman" w:hint="eastAsia"/>
                 <w:b/>
                 <w:bCs/>
               </w:rPr>
@@ -849,36 +852,36 @@
               <w:spacing w:line="360" w:lineRule="auto"/>
               <w:ind w:firstLineChars="200" w:firstLine="480"/>
               <w:rPr>
-                <w:rFonts w:ascii="Times New Roman" w:eastAsia="宋体" w:hAnsi="Times New Roman"/>
-              </w:rPr>
-            </w:pPr>
-            <w:r>
-              <w:rPr>
-                <w:rFonts w:ascii="Times New Roman" w:eastAsia="宋体" w:hAnsi="Times New Roman" w:hint="eastAsia"/>
+                <w:rFonts w:ascii="Times New Roman" w:eastAsia="SimSun" w:hAnsi="Times New Roman"/>
+              </w:rPr>
+            </w:pPr>
+            <w:r>
+              <w:rPr>
+                <w:rFonts w:ascii="Times New Roman" w:eastAsia="SimSun" w:hAnsi="Times New Roman" w:hint="eastAsia"/>
               </w:rPr>
               <w:t>1.1</w:t>
             </w:r>
             <w:r>
               <w:rPr>
-                <w:rFonts w:ascii="Times New Roman" w:eastAsia="宋体" w:hAnsi="Times New Roman" w:hint="eastAsia"/>
+                <w:rFonts w:ascii="Times New Roman" w:eastAsia="SimSun" w:hAnsi="Times New Roman" w:hint="eastAsia"/>
               </w:rPr>
               <w:t xml:space="preserve"> </w:t>
             </w:r>
             <w:r>
               <w:rPr>
-                <w:rFonts w:ascii="Times New Roman" w:eastAsia="宋体" w:hAnsi="Times New Roman" w:hint="eastAsia"/>
+                <w:rFonts w:ascii="Times New Roman" w:eastAsia="SimSun" w:hAnsi="Times New Roman" w:hint="eastAsia"/>
               </w:rPr>
               <w:t>了解</w:t>
             </w:r>
             <w:r>
               <w:rPr>
-                <w:rFonts w:ascii="Times New Roman" w:eastAsia="宋体" w:hAnsi="Times New Roman"/>
+                <w:rFonts w:ascii="Times New Roman" w:eastAsia="SimSun" w:hAnsi="Times New Roman"/>
               </w:rPr>
               <w:t>RESTful API</w:t>
             </w:r>
             <w:r>
               <w:rPr>
-                <w:rFonts w:ascii="Times New Roman" w:eastAsia="宋体" w:hAnsi="Times New Roman" w:hint="eastAsia"/>
+                <w:rFonts w:ascii="Times New Roman" w:eastAsia="SimSun" w:hAnsi="Times New Roman" w:hint="eastAsia"/>
               </w:rPr>
               <w:t>的基本工作原理</w:t>
             </w:r>
@@ -888,54 +891,54 @@
               <w:spacing w:line="360" w:lineRule="auto"/>
               <w:ind w:firstLineChars="200" w:firstLine="480"/>
               <w:rPr>
-                <w:rFonts w:ascii="Times New Roman" w:eastAsia="宋体" w:hAnsi="Times New Roman"/>
-              </w:rPr>
-            </w:pPr>
-            <w:r>
-              <w:rPr>
-                <w:rFonts w:ascii="Times New Roman" w:eastAsia="宋体" w:hAnsi="Times New Roman" w:hint="eastAsia"/>
+                <w:rFonts w:ascii="Times New Roman" w:eastAsia="SimSun" w:hAnsi="Times New Roman"/>
+              </w:rPr>
+            </w:pPr>
+            <w:r>
+              <w:rPr>
+                <w:rFonts w:ascii="Times New Roman" w:eastAsia="SimSun" w:hAnsi="Times New Roman" w:hint="eastAsia"/>
               </w:rPr>
               <w:t>1.2</w:t>
             </w:r>
             <w:r>
               <w:rPr>
-                <w:rFonts w:ascii="Times New Roman" w:eastAsia="宋体" w:hAnsi="Times New Roman"/>
+                <w:rFonts w:ascii="Times New Roman" w:eastAsia="SimSun" w:hAnsi="Times New Roman"/>
               </w:rPr>
               <w:t xml:space="preserve"> </w:t>
             </w:r>
             <w:r>
               <w:rPr>
-                <w:rFonts w:ascii="Times New Roman" w:eastAsia="宋体" w:hAnsi="Times New Roman" w:hint="eastAsia"/>
+                <w:rFonts w:ascii="Times New Roman" w:eastAsia="SimSun" w:hAnsi="Times New Roman" w:hint="eastAsia"/>
               </w:rPr>
               <w:t>掌握</w:t>
             </w:r>
             <w:r>
               <w:rPr>
-                <w:rFonts w:ascii="Times New Roman" w:eastAsia="宋体" w:hAnsi="Times New Roman" w:hint="eastAsia"/>
+                <w:rFonts w:ascii="Times New Roman" w:eastAsia="SimSun" w:hAnsi="Times New Roman" w:hint="eastAsia"/>
               </w:rPr>
               <w:t>不同框架的</w:t>
             </w:r>
             <w:r>
               <w:rPr>
-                <w:rFonts w:ascii="Times New Roman" w:eastAsia="宋体" w:hAnsi="Times New Roman"/>
+                <w:rFonts w:ascii="Times New Roman" w:eastAsia="SimSun" w:hAnsi="Times New Roman"/>
               </w:rPr>
               <w:t>RESTful</w:t>
             </w:r>
             <w:r>
               <w:rPr>
-                <w:rFonts w:ascii="Times New Roman" w:eastAsia="宋体" w:hAnsi="Times New Roman" w:hint="eastAsia"/>
+                <w:rFonts w:ascii="Times New Roman" w:eastAsia="SimSun" w:hAnsi="Times New Roman" w:hint="eastAsia"/>
               </w:rPr>
               <w:t xml:space="preserve"> </w:t>
             </w:r>
             <w:r>
               <w:rPr>
-                <w:rFonts w:ascii="Times New Roman" w:eastAsia="宋体" w:hAnsi="Times New Roman"/>
+                <w:rFonts w:ascii="Times New Roman" w:eastAsia="SimSun" w:hAnsi="Times New Roman"/>
               </w:rPr>
               <w:t>API</w:t>
             </w:r>
             <w:r>
               <w:rPr>
-                <w:rFonts w:ascii="Times New Roman" w:eastAsia="宋体" w:hAnsi="Times New Roman" w:hint="eastAsia"/>
+                <w:rFonts w:ascii="Times New Roman" w:eastAsia="SimSun" w:hAnsi="Times New Roman" w:hint="eastAsia"/>
               </w:rPr>
               <w:t>实现</w:t>
             </w:r>
@@ -945,42 +948,42 @@
               <w:spacing w:line="360" w:lineRule="auto"/>
               <w:ind w:firstLineChars="200" w:firstLine="480"/>
               <w:rPr>
-                <w:rFonts w:ascii="Times New Roman" w:eastAsia="宋体" w:hAnsi="Times New Roman" w:hint="eastAsia"/>
-              </w:rPr>
-            </w:pPr>
-            <w:r>
-              <w:rPr>
-                <w:rFonts w:ascii="Times New Roman" w:eastAsia="宋体" w:hAnsi="Times New Roman" w:hint="eastAsia"/>
+                <w:rFonts w:ascii="Times New Roman" w:eastAsia="SimSun" w:hAnsi="Times New Roman"/>
+              </w:rPr>
+            </w:pPr>
+            <w:r>
+              <w:rPr>
+                <w:rFonts w:ascii="Times New Roman" w:eastAsia="SimSun" w:hAnsi="Times New Roman" w:hint="eastAsia"/>
               </w:rPr>
               <w:t>1.3</w:t>
             </w:r>
             <w:r>
               <w:rPr>
-                <w:rFonts w:ascii="Times New Roman" w:eastAsia="宋体" w:hAnsi="Times New Roman"/>
+                <w:rFonts w:ascii="Times New Roman" w:eastAsia="SimSun" w:hAnsi="Times New Roman"/>
               </w:rPr>
               <w:t xml:space="preserve"> </w:t>
             </w:r>
             <w:r>
               <w:rPr>
-                <w:rFonts w:ascii="Times New Roman" w:eastAsia="宋体" w:hAnsi="Times New Roman" w:hint="eastAsia"/>
+                <w:rFonts w:ascii="Times New Roman" w:eastAsia="SimSun" w:hAnsi="Times New Roman" w:hint="eastAsia"/>
               </w:rPr>
               <w:t>了解大模型</w:t>
             </w:r>
             <w:r>
               <w:rPr>
-                <w:rFonts w:ascii="Times New Roman" w:eastAsia="宋体" w:hAnsi="Times New Roman" w:hint="eastAsia"/>
+                <w:rFonts w:ascii="Times New Roman" w:eastAsia="SimSun" w:hAnsi="Times New Roman" w:hint="eastAsia"/>
               </w:rPr>
               <w:t>A</w:t>
             </w:r>
             <w:r>
               <w:rPr>
-                <w:rFonts w:ascii="Times New Roman" w:eastAsia="宋体" w:hAnsi="Times New Roman"/>
+                <w:rFonts w:ascii="Times New Roman" w:eastAsia="SimSun" w:hAnsi="Times New Roman"/>
               </w:rPr>
               <w:t>PI</w:t>
             </w:r>
             <w:r>
               <w:rPr>
-                <w:rFonts w:ascii="Times New Roman" w:eastAsia="宋体" w:hAnsi="Times New Roman" w:hint="eastAsia"/>
+                <w:rFonts w:ascii="Times New Roman" w:eastAsia="SimSun" w:hAnsi="Times New Roman" w:hint="eastAsia"/>
               </w:rPr>
               <w:t>调用与结果处理</w:t>
             </w:r>
@@ -989,14 +992,14 @@
             <w:pPr>
               <w:spacing w:line="360" w:lineRule="auto"/>
               <w:rPr>
-                <w:rFonts w:ascii="Times New Roman" w:eastAsia="宋体" w:hAnsi="Times New Roman"/>
-                <w:b/>
-                <w:bCs/>
-              </w:rPr>
-            </w:pPr>
-            <w:r>
-              <w:rPr>
-                <w:rFonts w:ascii="Times New Roman" w:eastAsia="宋体" w:hAnsi="Times New Roman" w:hint="eastAsia"/>
+                <w:rFonts w:ascii="Times New Roman" w:eastAsia="SimSun" w:hAnsi="Times New Roman"/>
+                <w:b/>
+                <w:bCs/>
+              </w:rPr>
+            </w:pPr>
+            <w:r>
+              <w:rPr>
+                <w:rFonts w:ascii="Times New Roman" w:eastAsia="SimSun" w:hAnsi="Times New Roman" w:hint="eastAsia"/>
                 <w:b/>
                 <w:bCs/>
               </w:rPr>
@@ -1004,7 +1007,7 @@
             </w:r>
             <w:r>
               <w:rPr>
-                <w:rFonts w:ascii="Times New Roman" w:eastAsia="宋体" w:hAnsi="Times New Roman" w:hint="eastAsia"/>
+                <w:rFonts w:ascii="Times New Roman" w:eastAsia="SimSun" w:hAnsi="Times New Roman" w:hint="eastAsia"/>
                 <w:b/>
                 <w:bCs/>
               </w:rPr>
@@ -1016,12 +1019,12 @@
               <w:spacing w:line="360" w:lineRule="auto"/>
               <w:ind w:firstLineChars="200" w:firstLine="480"/>
               <w:rPr>
-                <w:rFonts w:ascii="Times New Roman" w:eastAsia="宋体" w:hAnsi="Times New Roman"/>
-              </w:rPr>
-            </w:pPr>
-            <w:r>
-              <w:rPr>
-                <w:rFonts w:ascii="Times New Roman" w:eastAsia="宋体" w:hAnsi="Times New Roman" w:hint="eastAsia"/>
+                <w:rFonts w:ascii="Times New Roman" w:eastAsia="SimSun" w:hAnsi="Times New Roman"/>
+              </w:rPr>
+            </w:pPr>
+            <w:r>
+              <w:rPr>
+                <w:rFonts w:ascii="Times New Roman" w:eastAsia="SimSun" w:hAnsi="Times New Roman" w:hint="eastAsia"/>
               </w:rPr>
               <w:t>本次实践的任务如下：</w:t>
             </w:r>
@@ -1031,18 +1034,18 @@
               <w:spacing w:line="360" w:lineRule="auto"/>
               <w:ind w:firstLineChars="200" w:firstLine="480"/>
               <w:rPr>
-                <w:rFonts w:ascii="Times New Roman" w:eastAsia="宋体" w:hAnsi="Times New Roman"/>
-              </w:rPr>
-            </w:pPr>
-            <w:r>
-              <w:rPr>
-                <w:rFonts w:ascii="Times New Roman" w:eastAsia="宋体" w:hAnsi="Times New Roman" w:hint="eastAsia"/>
+                <w:rFonts w:ascii="Times New Roman" w:eastAsia="SimSun" w:hAnsi="Times New Roman"/>
+              </w:rPr>
+            </w:pPr>
+            <w:r>
+              <w:rPr>
+                <w:rFonts w:ascii="Times New Roman" w:eastAsia="SimSun" w:hAnsi="Times New Roman" w:hint="eastAsia"/>
               </w:rPr>
               <w:t>2.1</w:t>
             </w:r>
             <w:r>
               <w:rPr>
-                <w:rFonts w:ascii="Times New Roman" w:eastAsia="宋体" w:hAnsi="Times New Roman" w:hint="eastAsia"/>
+                <w:rFonts w:ascii="Times New Roman" w:eastAsia="SimSun" w:hAnsi="Times New Roman" w:hint="eastAsia"/>
                 <w:b/>
                 <w:bCs/>
               </w:rPr>
@@ -1050,7 +1053,7 @@
             </w:r>
             <w:r>
               <w:rPr>
-                <w:rFonts w:ascii="Times New Roman" w:eastAsia="宋体" w:hAnsi="Times New Roman" w:hint="eastAsia"/>
+                <w:rFonts w:ascii="Times New Roman" w:eastAsia="SimSun" w:hAnsi="Times New Roman" w:hint="eastAsia"/>
                 <w:b/>
                 <w:bCs/>
               </w:rPr>
@@ -1058,61 +1061,61 @@
             </w:r>
             <w:r>
               <w:rPr>
-                <w:rFonts w:ascii="Times New Roman" w:eastAsia="宋体" w:hAnsi="Times New Roman" w:hint="eastAsia"/>
+                <w:rFonts w:ascii="Times New Roman" w:eastAsia="SimSun" w:hAnsi="Times New Roman" w:hint="eastAsia"/>
               </w:rPr>
               <w:t>：</w:t>
             </w:r>
             <w:r>
               <w:rPr>
-                <w:rFonts w:ascii="Times New Roman" w:eastAsia="宋体" w:hAnsi="Times New Roman" w:hint="eastAsia"/>
+                <w:rFonts w:ascii="Times New Roman" w:eastAsia="SimSun" w:hAnsi="Times New Roman" w:hint="eastAsia"/>
               </w:rPr>
               <w:t>调研和总结</w:t>
             </w:r>
             <w:r>
               <w:rPr>
-                <w:rFonts w:ascii="Times New Roman" w:eastAsia="宋体" w:hAnsi="Times New Roman"/>
+                <w:rFonts w:ascii="Times New Roman" w:eastAsia="SimSun" w:hAnsi="Times New Roman"/>
               </w:rPr>
               <w:t xml:space="preserve">RESTful </w:t>
             </w:r>
             <w:r>
               <w:rPr>
-                <w:rFonts w:ascii="Times New Roman" w:eastAsia="宋体" w:hAnsi="Times New Roman"/>
+                <w:rFonts w:ascii="Times New Roman" w:eastAsia="SimSun" w:hAnsi="Times New Roman"/>
               </w:rPr>
               <w:t>API</w:t>
             </w:r>
             <w:r>
               <w:rPr>
-                <w:rFonts w:ascii="Times New Roman" w:eastAsia="宋体" w:hAnsi="Times New Roman" w:hint="eastAsia"/>
+                <w:rFonts w:ascii="Times New Roman" w:eastAsia="SimSun" w:hAnsi="Times New Roman" w:hint="eastAsia"/>
               </w:rPr>
               <w:t>的原理、工作过程、常用</w:t>
             </w:r>
             <w:r>
               <w:rPr>
-                <w:rFonts w:ascii="Times New Roman" w:eastAsia="宋体" w:hAnsi="Times New Roman" w:hint="eastAsia"/>
+                <w:rFonts w:ascii="Times New Roman" w:eastAsia="SimSun" w:hAnsi="Times New Roman" w:hint="eastAsia"/>
               </w:rPr>
               <w:t>技术</w:t>
             </w:r>
             <w:r>
               <w:rPr>
-                <w:rFonts w:ascii="Times New Roman" w:eastAsia="宋体" w:hAnsi="Times New Roman" w:hint="eastAsia"/>
+                <w:rFonts w:ascii="Times New Roman" w:eastAsia="SimSun" w:hAnsi="Times New Roman" w:hint="eastAsia"/>
               </w:rPr>
               <w:t>架构</w:t>
             </w:r>
             <w:r>
               <w:rPr>
-                <w:rFonts w:ascii="Times New Roman" w:eastAsia="宋体" w:hAnsi="Times New Roman" w:hint="eastAsia"/>
+                <w:rFonts w:ascii="Times New Roman" w:eastAsia="SimSun" w:hAnsi="Times New Roman" w:hint="eastAsia"/>
               </w:rPr>
               <w:t>及</w:t>
             </w:r>
             <w:r>
               <w:rPr>
-                <w:rFonts w:ascii="Times New Roman" w:eastAsia="宋体" w:hAnsi="Times New Roman" w:hint="eastAsia"/>
+                <w:rFonts w:ascii="Times New Roman" w:eastAsia="SimSun" w:hAnsi="Times New Roman" w:hint="eastAsia"/>
               </w:rPr>
               <w:t>对比分析</w:t>
             </w:r>
             <w:r>
               <w:rPr>
-                <w:rFonts w:ascii="Times New Roman" w:eastAsia="宋体" w:hAnsi="Times New Roman" w:hint="eastAsia"/>
+                <w:rFonts w:ascii="Times New Roman" w:eastAsia="SimSun" w:hAnsi="Times New Roman" w:hint="eastAsia"/>
               </w:rPr>
               <w:t>；</w:t>
             </w:r>
@@ -1122,24 +1125,24 @@
               <w:spacing w:line="360" w:lineRule="auto"/>
               <w:ind w:firstLineChars="200" w:firstLine="480"/>
               <w:rPr>
-                <w:rFonts w:ascii="Times New Roman" w:eastAsia="宋体" w:hAnsi="Times New Roman"/>
-              </w:rPr>
-            </w:pPr>
-            <w:r>
-              <w:rPr>
-                <w:rFonts w:ascii="Times New Roman" w:eastAsia="宋体" w:hAnsi="Times New Roman" w:hint="eastAsia"/>
+                <w:rFonts w:ascii="Times New Roman" w:eastAsia="SimSun" w:hAnsi="Times New Roman"/>
+              </w:rPr>
+            </w:pPr>
+            <w:r>
+              <w:rPr>
+                <w:rFonts w:ascii="Times New Roman" w:eastAsia="SimSun" w:hAnsi="Times New Roman" w:hint="eastAsia"/>
               </w:rPr>
               <w:t>2.</w:t>
             </w:r>
             <w:r>
               <w:rPr>
-                <w:rFonts w:ascii="Times New Roman" w:eastAsia="宋体" w:hAnsi="Times New Roman"/>
+                <w:rFonts w:ascii="Times New Roman" w:eastAsia="SimSun" w:hAnsi="Times New Roman"/>
               </w:rPr>
               <w:t>2</w:t>
             </w:r>
             <w:r>
               <w:rPr>
-                <w:rFonts w:ascii="Times New Roman" w:eastAsia="宋体" w:hAnsi="Times New Roman" w:hint="eastAsia"/>
+                <w:rFonts w:ascii="Times New Roman" w:eastAsia="SimSun" w:hAnsi="Times New Roman" w:hint="eastAsia"/>
                 <w:b/>
                 <w:bCs/>
               </w:rPr>
@@ -1147,7 +1150,7 @@
             </w:r>
             <w:r>
               <w:rPr>
-                <w:rFonts w:ascii="Times New Roman" w:eastAsia="宋体" w:hAnsi="Times New Roman" w:hint="eastAsia"/>
+                <w:rFonts w:ascii="Times New Roman" w:eastAsia="SimSun" w:hAnsi="Times New Roman" w:hint="eastAsia"/>
                 <w:b/>
                 <w:bCs/>
               </w:rPr>
@@ -1155,61 +1158,61 @@
             </w:r>
             <w:r>
               <w:rPr>
-                <w:rFonts w:ascii="Times New Roman" w:eastAsia="宋体" w:hAnsi="Times New Roman" w:hint="eastAsia"/>
+                <w:rFonts w:ascii="Times New Roman" w:eastAsia="SimSun" w:hAnsi="Times New Roman" w:hint="eastAsia"/>
               </w:rPr>
               <w:t>：使用不少于三种技术架构实现</w:t>
             </w:r>
             <w:r>
               <w:rPr>
-                <w:rFonts w:ascii="Times New Roman" w:eastAsia="宋体" w:hAnsi="Times New Roman"/>
+                <w:rFonts w:ascii="Times New Roman" w:eastAsia="SimSun" w:hAnsi="Times New Roman"/>
               </w:rPr>
               <w:t xml:space="preserve">RESTful </w:t>
             </w:r>
             <w:r>
               <w:rPr>
-                <w:rFonts w:ascii="Times New Roman" w:eastAsia="宋体" w:hAnsi="Times New Roman"/>
+                <w:rFonts w:ascii="Times New Roman" w:eastAsia="SimSun" w:hAnsi="Times New Roman"/>
               </w:rPr>
               <w:t>API</w:t>
             </w:r>
             <w:r>
               <w:rPr>
-                <w:rFonts w:ascii="Times New Roman" w:eastAsia="宋体" w:hAnsi="Times New Roman" w:hint="eastAsia"/>
+                <w:rFonts w:ascii="Times New Roman" w:eastAsia="SimSun" w:hAnsi="Times New Roman" w:hint="eastAsia"/>
               </w:rPr>
               <w:t>，如</w:t>
             </w:r>
             <w:r>
               <w:rPr>
-                <w:rFonts w:ascii="Times New Roman" w:eastAsia="宋体" w:hAnsi="Times New Roman"/>
+                <w:rFonts w:ascii="Times New Roman" w:eastAsia="SimSun" w:hAnsi="Times New Roman"/>
               </w:rPr>
               <w:t>Jersey</w:t>
             </w:r>
             <w:r>
               <w:rPr>
-                <w:rFonts w:ascii="Times New Roman" w:eastAsia="宋体" w:hAnsi="Times New Roman" w:hint="eastAsia"/>
+                <w:rFonts w:ascii="Times New Roman" w:eastAsia="SimSun" w:hAnsi="Times New Roman" w:hint="eastAsia"/>
               </w:rPr>
               <w:t>、</w:t>
             </w:r>
             <w:r>
               <w:rPr>
-                <w:rFonts w:ascii="Times New Roman" w:eastAsia="宋体" w:hAnsi="Times New Roman"/>
+                <w:rFonts w:ascii="Times New Roman" w:eastAsia="SimSun" w:hAnsi="Times New Roman"/>
               </w:rPr>
               <w:t>Apache CXF</w:t>
             </w:r>
             <w:r>
               <w:rPr>
-                <w:rFonts w:ascii="Times New Roman" w:eastAsia="宋体" w:hAnsi="Times New Roman" w:hint="eastAsia"/>
+                <w:rFonts w:ascii="Times New Roman" w:eastAsia="SimSun" w:hAnsi="Times New Roman" w:hint="eastAsia"/>
               </w:rPr>
               <w:t>、</w:t>
             </w:r>
             <w:r>
               <w:rPr>
-                <w:rFonts w:ascii="Times New Roman" w:eastAsia="宋体" w:hAnsi="Times New Roman"/>
+                <w:rFonts w:ascii="Times New Roman" w:eastAsia="SimSun" w:hAnsi="Times New Roman"/>
               </w:rPr>
               <w:t>Spring Web MVC</w:t>
             </w:r>
             <w:r>
               <w:rPr>
-                <w:rFonts w:ascii="Times New Roman" w:eastAsia="宋体" w:hAnsi="Times New Roman" w:hint="eastAsia"/>
+                <w:rFonts w:ascii="Times New Roman" w:eastAsia="SimSun" w:hAnsi="Times New Roman" w:hint="eastAsia"/>
               </w:rPr>
               <w:t>等；</w:t>
             </w:r>
@@ -1219,24 +1222,24 @@
               <w:spacing w:line="360" w:lineRule="auto"/>
               <w:ind w:firstLineChars="200" w:firstLine="480"/>
               <w:rPr>
-                <w:rFonts w:ascii="Times New Roman" w:eastAsia="宋体" w:hAnsi="Times New Roman"/>
-              </w:rPr>
-            </w:pPr>
-            <w:r>
-              <w:rPr>
-                <w:rFonts w:ascii="Times New Roman" w:eastAsia="宋体" w:hAnsi="Times New Roman" w:hint="eastAsia"/>
+                <w:rFonts w:ascii="Times New Roman" w:eastAsia="SimSun" w:hAnsi="Times New Roman"/>
+              </w:rPr>
+            </w:pPr>
+            <w:r>
+              <w:rPr>
+                <w:rFonts w:ascii="Times New Roman" w:eastAsia="SimSun" w:hAnsi="Times New Roman" w:hint="eastAsia"/>
               </w:rPr>
               <w:t>2.</w:t>
             </w:r>
             <w:r>
               <w:rPr>
-                <w:rFonts w:ascii="Times New Roman" w:eastAsia="宋体" w:hAnsi="Times New Roman"/>
+                <w:rFonts w:ascii="Times New Roman" w:eastAsia="SimSun" w:hAnsi="Times New Roman"/>
               </w:rPr>
               <w:t>3</w:t>
             </w:r>
             <w:r>
               <w:rPr>
-                <w:rFonts w:ascii="Times New Roman" w:eastAsia="宋体" w:hAnsi="Times New Roman" w:hint="eastAsia"/>
+                <w:rFonts w:ascii="Times New Roman" w:eastAsia="SimSun" w:hAnsi="Times New Roman" w:hint="eastAsia"/>
                 <w:b/>
                 <w:bCs/>
               </w:rPr>
@@ -1244,7 +1247,7 @@
             </w:r>
             <w:r>
               <w:rPr>
-                <w:rFonts w:ascii="Times New Roman" w:eastAsia="宋体" w:hAnsi="Times New Roman"/>
+                <w:rFonts w:ascii="Times New Roman" w:eastAsia="SimSun" w:hAnsi="Times New Roman"/>
                 <w:b/>
                 <w:bCs/>
               </w:rPr>
@@ -1252,79 +1255,79 @@
             </w:r>
             <w:r>
               <w:rPr>
-                <w:rFonts w:ascii="Times New Roman" w:eastAsia="宋体" w:hAnsi="Times New Roman" w:hint="eastAsia"/>
+                <w:rFonts w:ascii="Times New Roman" w:eastAsia="SimSun" w:hAnsi="Times New Roman" w:hint="eastAsia"/>
               </w:rPr>
               <w:t>：</w:t>
             </w:r>
             <w:r>
               <w:rPr>
-                <w:rFonts w:ascii="Times New Roman" w:eastAsia="宋体" w:hAnsi="Times New Roman" w:hint="eastAsia"/>
+                <w:rFonts w:ascii="Times New Roman" w:eastAsia="SimSun" w:hAnsi="Times New Roman" w:hint="eastAsia"/>
               </w:rPr>
               <w:t>构建一个提供智能问答（</w:t>
             </w:r>
             <w:r>
               <w:rPr>
-                <w:rFonts w:ascii="Times New Roman" w:eastAsia="宋体" w:hAnsi="Times New Roman"/>
+                <w:rFonts w:ascii="Times New Roman" w:eastAsia="SimSun" w:hAnsi="Times New Roman"/>
               </w:rPr>
               <w:t>IQA</w:t>
             </w:r>
             <w:r>
               <w:rPr>
-                <w:rFonts w:ascii="Times New Roman" w:eastAsia="宋体" w:hAnsi="Times New Roman"/>
+                <w:rFonts w:ascii="Times New Roman" w:eastAsia="SimSun" w:hAnsi="Times New Roman"/>
               </w:rPr>
               <w:t>）的</w:t>
             </w:r>
             <w:r>
               <w:rPr>
-                <w:rFonts w:ascii="Times New Roman" w:eastAsia="宋体" w:hAnsi="Times New Roman"/>
+                <w:rFonts w:ascii="Times New Roman" w:eastAsia="SimSun" w:hAnsi="Times New Roman"/>
               </w:rPr>
               <w:t xml:space="preserve"> </w:t>
             </w:r>
             <w:r>
               <w:rPr>
-                <w:rFonts w:ascii="Times New Roman" w:eastAsia="宋体" w:hAnsi="Times New Roman"/>
+                <w:rFonts w:ascii="Times New Roman" w:eastAsia="SimSun" w:hAnsi="Times New Roman"/>
               </w:rPr>
               <w:t xml:space="preserve">RESTful </w:t>
             </w:r>
             <w:r>
               <w:rPr>
-                <w:rFonts w:ascii="Times New Roman" w:eastAsia="宋体" w:hAnsi="Times New Roman"/>
+                <w:rFonts w:ascii="Times New Roman" w:eastAsia="SimSun" w:hAnsi="Times New Roman"/>
               </w:rPr>
               <w:t xml:space="preserve">API </w:t>
             </w:r>
             <w:r>
               <w:rPr>
-                <w:rFonts w:ascii="Times New Roman" w:eastAsia="宋体" w:hAnsi="Times New Roman"/>
+                <w:rFonts w:ascii="Times New Roman" w:eastAsia="SimSun" w:hAnsi="Times New Roman"/>
               </w:rPr>
               <w:t>服务，并接入现有</w:t>
             </w:r>
             <w:r>
               <w:rPr>
-                <w:rFonts w:ascii="Times New Roman" w:eastAsia="宋体" w:hAnsi="Times New Roman" w:hint="eastAsia"/>
+                <w:rFonts w:ascii="Times New Roman" w:eastAsia="SimSun" w:hAnsi="Times New Roman" w:hint="eastAsia"/>
               </w:rPr>
               <w:t>任意</w:t>
             </w:r>
             <w:r>
               <w:rPr>
-                <w:rFonts w:ascii="Times New Roman" w:eastAsia="宋体" w:hAnsi="Times New Roman"/>
+                <w:rFonts w:ascii="Times New Roman" w:eastAsia="SimSun" w:hAnsi="Times New Roman"/>
               </w:rPr>
               <w:t>大模型</w:t>
             </w:r>
             <w:r>
               <w:rPr>
-                <w:rFonts w:ascii="Times New Roman" w:eastAsia="宋体" w:hAnsi="Times New Roman"/>
+                <w:rFonts w:ascii="Times New Roman" w:eastAsia="SimSun" w:hAnsi="Times New Roman"/>
               </w:rPr>
               <w:t xml:space="preserve"> API </w:t>
             </w:r>
             <w:r>
               <w:rPr>
-                <w:rFonts w:ascii="Times New Roman" w:eastAsia="宋体" w:hAnsi="Times New Roman"/>
+                <w:rFonts w:ascii="Times New Roman" w:eastAsia="SimSun" w:hAnsi="Times New Roman"/>
               </w:rPr>
               <w:t>且对结果进行验证</w:t>
             </w:r>
             <w:r>
               <w:rPr>
-                <w:rFonts w:ascii="Times New Roman" w:eastAsia="宋体" w:hAnsi="Times New Roman" w:hint="eastAsia"/>
+                <w:rFonts w:ascii="Times New Roman" w:eastAsia="SimSun" w:hAnsi="Times New Roman" w:hint="eastAsia"/>
               </w:rPr>
               <w:t>；</w:t>
             </w:r>
@@ -1334,31 +1337,31 @@
               <w:spacing w:line="360" w:lineRule="auto"/>
               <w:ind w:firstLineChars="200" w:firstLine="480"/>
               <w:rPr>
-                <w:rFonts w:ascii="Times New Roman" w:eastAsia="宋体" w:hAnsi="Times New Roman" w:hint="eastAsia"/>
-              </w:rPr>
-            </w:pPr>
-            <w:r>
-              <w:rPr>
-                <w:rFonts w:ascii="Times New Roman" w:eastAsia="宋体" w:hAnsi="Times New Roman" w:hint="eastAsia"/>
+                <w:rFonts w:ascii="Times New Roman" w:eastAsia="SimSun" w:hAnsi="Times New Roman"/>
+              </w:rPr>
+            </w:pPr>
+            <w:r>
+              <w:rPr>
+                <w:rFonts w:ascii="Times New Roman" w:eastAsia="SimSun" w:hAnsi="Times New Roman" w:hint="eastAsia"/>
               </w:rPr>
               <w:t>2.</w:t>
             </w:r>
             <w:r>
               <w:rPr>
-                <w:rFonts w:ascii="Times New Roman" w:eastAsia="宋体" w:hAnsi="Times New Roman" w:hint="eastAsia"/>
+                <w:rFonts w:ascii="Times New Roman" w:eastAsia="SimSun" w:hAnsi="Times New Roman" w:hint="eastAsia"/>
               </w:rPr>
               <w:t>4</w:t>
             </w:r>
             <w:r>
               <w:rPr>
-                <w:rFonts w:ascii="Times New Roman" w:eastAsia="宋体" w:hAnsi="Times New Roman" w:hint="eastAsia"/>
+                <w:rFonts w:ascii="Times New Roman" w:eastAsia="SimSun" w:hAnsi="Times New Roman" w:hint="eastAsia"/>
                 <w:u w:val="single"/>
               </w:rPr>
               <w:t>允许借助大模型进行辅助开发</w:t>
             </w:r>
             <w:r>
               <w:rPr>
-                <w:rFonts w:ascii="Times New Roman" w:eastAsia="宋体" w:hAnsi="Times New Roman" w:hint="eastAsia"/>
+                <w:rFonts w:ascii="Times New Roman" w:eastAsia="SimSun" w:hAnsi="Times New Roman" w:hint="eastAsia"/>
               </w:rPr>
               <w:t>，但要读懂代码，在实践报告中进行解释。</w:t>
             </w:r>
@@ -1380,15 +1383,15 @@
               <w:snapToGrid w:val="0"/>
               <w:spacing w:line="360" w:lineRule="auto"/>
               <w:rPr>
-                <w:rFonts w:ascii="Times New Roman" w:eastAsia="宋体" w:hAnsi="Times New Roman"/>
-                <w:b/>
-                <w:bCs/>
-                <w:szCs w:val="22"/>
-              </w:rPr>
-            </w:pPr>
-            <w:r>
-              <w:rPr>
-                <w:rFonts w:ascii="Times New Roman" w:eastAsia="宋体" w:hAnsi="Times New Roman" w:hint="eastAsia"/>
+                <w:rFonts w:ascii="Times New Roman" w:eastAsia="SimSun" w:hAnsi="Times New Roman"/>
+                <w:b/>
+                <w:bCs/>
+                <w:szCs w:val="22"/>
+              </w:rPr>
+            </w:pPr>
+            <w:r>
+              <w:rPr>
+                <w:rFonts w:ascii="Times New Roman" w:eastAsia="SimSun" w:hAnsi="Times New Roman" w:hint="eastAsia"/>
                 <w:b/>
                 <w:bCs/>
                 <w:szCs w:val="22"/>
@@ -1397,7 +1400,7 @@
             </w:r>
             <w:r>
               <w:rPr>
-                <w:rFonts w:ascii="Times New Roman" w:eastAsia="宋体" w:hAnsi="Times New Roman"/>
+                <w:rFonts w:ascii="Times New Roman" w:eastAsia="SimSun" w:hAnsi="Times New Roman"/>
                 <w:b/>
                 <w:bCs/>
                 <w:szCs w:val="22"/>
@@ -1406,7 +1409,7 @@
             </w:r>
             <w:r>
               <w:rPr>
-                <w:rFonts w:ascii="Times New Roman" w:eastAsia="宋体" w:hAnsi="Times New Roman"/>
+                <w:rFonts w:ascii="Times New Roman" w:eastAsia="SimSun" w:hAnsi="Times New Roman"/>
                 <w:b/>
                 <w:bCs/>
                 <w:szCs w:val="22"/>
@@ -1415,7 +1418,7 @@
             </w:r>
             <w:r>
               <w:rPr>
-                <w:rFonts w:ascii="Times New Roman" w:eastAsia="宋体" w:hAnsi="Times New Roman"/>
+                <w:rFonts w:ascii="Times New Roman" w:eastAsia="SimSun" w:hAnsi="Times New Roman"/>
                 <w:b/>
                 <w:bCs/>
                 <w:szCs w:val="22"/>
@@ -1428,78 +1431,78 @@
               <w:spacing w:line="360" w:lineRule="auto"/>
               <w:ind w:firstLineChars="200" w:firstLine="480"/>
               <w:rPr>
-                <w:rFonts w:ascii="Times New Roman" w:eastAsia="宋体" w:hAnsi="Times New Roman"/>
-              </w:rPr>
-            </w:pPr>
-            <w:r>
-              <w:rPr>
-                <w:rFonts w:ascii="Times New Roman" w:eastAsia="宋体" w:hAnsi="Times New Roman" w:hint="eastAsia"/>
+                <w:rFonts w:ascii="Times New Roman" w:eastAsia="SimSun" w:hAnsi="Times New Roman"/>
+              </w:rPr>
+            </w:pPr>
+            <w:r>
+              <w:rPr>
+                <w:rFonts w:ascii="Times New Roman" w:eastAsia="SimSun" w:hAnsi="Times New Roman" w:hint="eastAsia"/>
               </w:rPr>
               <w:t>虚拟机环境的</w:t>
             </w:r>
             <w:r>
               <w:rPr>
-                <w:rFonts w:ascii="Times New Roman" w:eastAsia="宋体" w:hAnsi="Times New Roman" w:hint="eastAsia"/>
+                <w:rFonts w:ascii="Times New Roman" w:eastAsia="SimSun" w:hAnsi="Times New Roman" w:hint="eastAsia"/>
               </w:rPr>
               <w:t>Ubuntu Linux</w:t>
             </w:r>
             <w:r>
               <w:rPr>
-                <w:rFonts w:ascii="Times New Roman" w:eastAsia="宋体" w:hAnsi="Times New Roman" w:hint="eastAsia"/>
+                <w:rFonts w:ascii="Times New Roman" w:eastAsia="SimSun" w:hAnsi="Times New Roman" w:hint="eastAsia"/>
               </w:rPr>
               <w:t>系统、</w:t>
             </w:r>
             <w:r>
               <w:rPr>
-                <w:rFonts w:ascii="Times New Roman" w:eastAsia="宋体" w:hAnsi="Times New Roman" w:hint="eastAsia"/>
+                <w:rFonts w:ascii="Times New Roman" w:eastAsia="SimSun" w:hAnsi="Times New Roman" w:hint="eastAsia"/>
               </w:rPr>
               <w:t>Java</w:t>
             </w:r>
             <w:r>
               <w:rPr>
-                <w:rFonts w:ascii="Times New Roman" w:eastAsia="宋体" w:hAnsi="Times New Roman" w:hint="eastAsia"/>
+                <w:rFonts w:ascii="Times New Roman" w:eastAsia="SimSun" w:hAnsi="Times New Roman" w:hint="eastAsia"/>
               </w:rPr>
               <w:t>和</w:t>
             </w:r>
             <w:r>
               <w:rPr>
-                <w:rFonts w:ascii="Times New Roman" w:eastAsia="宋体" w:hAnsi="Times New Roman"/>
+                <w:rFonts w:ascii="Times New Roman" w:eastAsia="SimSun" w:hAnsi="Times New Roman"/>
               </w:rPr>
               <w:t>P</w:t>
             </w:r>
             <w:r>
               <w:rPr>
-                <w:rFonts w:ascii="Times New Roman" w:eastAsia="宋体" w:hAnsi="Times New Roman" w:hint="eastAsia"/>
+                <w:rFonts w:ascii="Times New Roman" w:eastAsia="SimSun" w:hAnsi="Times New Roman" w:hint="eastAsia"/>
               </w:rPr>
               <w:t>ython</w:t>
             </w:r>
             <w:r>
               <w:rPr>
-                <w:rFonts w:ascii="Times New Roman" w:eastAsia="宋体" w:hAnsi="Times New Roman" w:hint="eastAsia"/>
+                <w:rFonts w:ascii="Times New Roman" w:eastAsia="SimSun" w:hAnsi="Times New Roman" w:hint="eastAsia"/>
               </w:rPr>
               <w:t>环境、</w:t>
             </w:r>
             <w:r>
               <w:rPr>
-                <w:rFonts w:ascii="Times New Roman" w:eastAsia="宋体" w:hAnsi="Times New Roman" w:hint="eastAsia"/>
+                <w:rFonts w:ascii="Times New Roman" w:eastAsia="SimSun" w:hAnsi="Times New Roman" w:hint="eastAsia"/>
               </w:rPr>
               <w:t>任意大模型</w:t>
             </w:r>
             <w:r>
               <w:rPr>
-                <w:rFonts w:ascii="Times New Roman" w:eastAsia="宋体" w:hAnsi="Times New Roman" w:hint="eastAsia"/>
+                <w:rFonts w:ascii="Times New Roman" w:eastAsia="SimSun" w:hAnsi="Times New Roman" w:hint="eastAsia"/>
               </w:rPr>
               <w:t>A</w:t>
             </w:r>
             <w:r>
               <w:rPr>
-                <w:rFonts w:ascii="Times New Roman" w:eastAsia="宋体" w:hAnsi="Times New Roman"/>
+                <w:rFonts w:ascii="Times New Roman" w:eastAsia="SimSun" w:hAnsi="Times New Roman"/>
               </w:rPr>
               <w:t>PI</w:t>
             </w:r>
             <w:r>
               <w:rPr>
-                <w:rFonts w:ascii="Times New Roman" w:eastAsia="宋体" w:hAnsi="Times New Roman" w:hint="eastAsia"/>
+                <w:rFonts w:ascii="Times New Roman" w:eastAsia="SimSun" w:hAnsi="Times New Roman" w:hint="eastAsia"/>
               </w:rPr>
               <w:t>。</w:t>
             </w:r>
@@ -1508,7 +1511,7 @@
             <w:pPr>
               <w:spacing w:line="360" w:lineRule="auto"/>
               <w:rPr>
-                <w:rFonts w:ascii="Times New Roman" w:eastAsia="宋体" w:hAnsi="Times New Roman"/>
+                <w:rFonts w:ascii="Times New Roman" w:eastAsia="SimSun" w:hAnsi="Times New Roman"/>
               </w:rPr>
             </w:pPr>
           </w:p>
@@ -1516,7 +1519,7 @@
             <w:pPr>
               <w:spacing w:line="360" w:lineRule="auto"/>
               <w:rPr>
-                <w:rFonts w:ascii="Times New Roman" w:eastAsia="宋体" w:hAnsi="Times New Roman"/>
+                <w:rFonts w:ascii="Times New Roman" w:eastAsia="SimSun" w:hAnsi="Times New Roman"/>
                 <w:sz w:val="21"/>
                 <w:szCs w:val="21"/>
               </w:rPr>
@@ -1538,15 +1541,15 @@
             <w:pPr>
               <w:snapToGrid w:val="0"/>
               <w:rPr>
-                <w:rFonts w:ascii="Times New Roman" w:eastAsia="宋体" w:hAnsi="Times New Roman"/>
-                <w:b/>
-                <w:bCs/>
-                <w:szCs w:val="22"/>
-              </w:rPr>
-            </w:pPr>
-            <w:r>
-              <w:rPr>
-                <w:rFonts w:ascii="Times New Roman" w:eastAsia="宋体" w:hAnsi="Times New Roman"/>
+                <w:rFonts w:ascii="Times New Roman" w:eastAsia="SimSun" w:hAnsi="Times New Roman"/>
+                <w:b/>
+                <w:bCs/>
+                <w:szCs w:val="22"/>
+              </w:rPr>
+            </w:pPr>
+            <w:r>
+              <w:rPr>
+                <w:rFonts w:ascii="Times New Roman" w:eastAsia="SimSun" w:hAnsi="Times New Roman"/>
                 <w:b/>
                 <w:bCs/>
                 <w:szCs w:val="22"/>
@@ -1556,7 +1559,7 @@
             </w:r>
             <w:r>
               <w:rPr>
-                <w:rFonts w:ascii="Times New Roman" w:eastAsia="宋体" w:hAnsi="Times New Roman" w:hint="eastAsia"/>
+                <w:rFonts w:ascii="Times New Roman" w:eastAsia="SimSun" w:hAnsi="Times New Roman" w:hint="eastAsia"/>
                 <w:b/>
                 <w:bCs/>
                 <w:szCs w:val="22"/>
@@ -1565,7 +1568,7 @@
             </w:r>
             <w:r>
               <w:rPr>
-                <w:rFonts w:ascii="Times New Roman" w:eastAsia="宋体" w:hAnsi="Times New Roman" w:hint="eastAsia"/>
+                <w:rFonts w:ascii="Times New Roman" w:eastAsia="SimSun" w:hAnsi="Times New Roman" w:hint="eastAsia"/>
                 <w:b/>
                 <w:bCs/>
                 <w:szCs w:val="22"/>
@@ -1577,13 +1580,13 @@
             <w:pPr>
               <w:snapToGrid w:val="0"/>
               <w:rPr>
-                <w:rFonts w:ascii="Calibri" w:eastAsia="宋体" w:hAnsi="Calibri"/>
-                <w:szCs w:val="22"/>
-              </w:rPr>
-            </w:pPr>
-            <w:r>
-              <w:rPr>
-                <w:rFonts w:ascii="Calibri" w:eastAsia="宋体" w:hAnsi="Calibri" w:hint="eastAsia"/>
+                <w:rFonts w:ascii="Calibri" w:eastAsia="SimSun" w:hAnsi="Calibri"/>
+                <w:szCs w:val="22"/>
+              </w:rPr>
+            </w:pPr>
+            <w:r>
+              <w:rPr>
+                <w:rFonts w:ascii="Calibri" w:eastAsia="SimSun" w:hAnsi="Calibri" w:hint="eastAsia"/>
                 <w:szCs w:val="22"/>
                 <w:highlight w:val="yellow"/>
               </w:rPr>
@@ -1591,7 +1594,7 @@
             </w:r>
             <w:r>
               <w:rPr>
-                <w:rFonts w:ascii="Calibri" w:eastAsia="宋体" w:hAnsi="Calibri" w:hint="eastAsia"/>
+                <w:rFonts w:ascii="Calibri" w:eastAsia="SimSun" w:hAnsi="Calibri" w:hint="eastAsia"/>
                 <w:szCs w:val="22"/>
                 <w:highlight w:val="yellow"/>
               </w:rPr>
@@ -1602,403 +1605,403 @@
             <w:pPr>
               <w:snapToGrid w:val="0"/>
               <w:rPr>
-                <w:rFonts w:ascii="Calibri" w:eastAsia="宋体" w:hAnsi="Calibri"/>
-                <w:szCs w:val="22"/>
-              </w:rPr>
-            </w:pPr>
-          </w:p>
-          <w:p>
-            <w:pPr>
-              <w:snapToGrid w:val="0"/>
-              <w:rPr>
-                <w:rFonts w:ascii="Calibri" w:eastAsia="宋体" w:hAnsi="Calibri"/>
-                <w:szCs w:val="22"/>
-              </w:rPr>
-            </w:pPr>
-          </w:p>
-          <w:p>
-            <w:pPr>
-              <w:snapToGrid w:val="0"/>
-              <w:rPr>
-                <w:rFonts w:ascii="Calibri" w:eastAsia="宋体" w:hAnsi="Calibri"/>
-                <w:szCs w:val="22"/>
-              </w:rPr>
-            </w:pPr>
-          </w:p>
-          <w:p>
-            <w:pPr>
-              <w:snapToGrid w:val="0"/>
-              <w:rPr>
-                <w:rFonts w:ascii="Calibri" w:eastAsia="宋体" w:hAnsi="Calibri"/>
-                <w:szCs w:val="22"/>
-              </w:rPr>
-            </w:pPr>
-          </w:p>
-          <w:p>
-            <w:pPr>
-              <w:snapToGrid w:val="0"/>
-              <w:rPr>
-                <w:rFonts w:ascii="Calibri" w:eastAsia="宋体" w:hAnsi="Calibri"/>
-                <w:szCs w:val="22"/>
-              </w:rPr>
-            </w:pPr>
-          </w:p>
-          <w:p>
-            <w:pPr>
-              <w:snapToGrid w:val="0"/>
-              <w:rPr>
-                <w:rFonts w:ascii="Calibri" w:eastAsia="宋体" w:hAnsi="Calibri"/>
-                <w:szCs w:val="22"/>
-              </w:rPr>
-            </w:pPr>
-          </w:p>
-          <w:p>
-            <w:pPr>
-              <w:snapToGrid w:val="0"/>
-              <w:rPr>
-                <w:rFonts w:ascii="Calibri" w:eastAsia="宋体" w:hAnsi="Calibri"/>
-                <w:szCs w:val="22"/>
-              </w:rPr>
-            </w:pPr>
-          </w:p>
-          <w:p>
-            <w:pPr>
-              <w:snapToGrid w:val="0"/>
-              <w:rPr>
-                <w:rFonts w:ascii="Calibri" w:eastAsia="宋体" w:hAnsi="Calibri"/>
-                <w:szCs w:val="22"/>
-              </w:rPr>
-            </w:pPr>
-          </w:p>
-          <w:p>
-            <w:pPr>
-              <w:snapToGrid w:val="0"/>
-              <w:rPr>
-                <w:rFonts w:ascii="Calibri" w:eastAsia="宋体" w:hAnsi="Calibri"/>
-                <w:szCs w:val="22"/>
-              </w:rPr>
-            </w:pPr>
-          </w:p>
-          <w:p>
-            <w:pPr>
-              <w:snapToGrid w:val="0"/>
-              <w:rPr>
-                <w:rFonts w:ascii="Calibri" w:eastAsia="宋体" w:hAnsi="Calibri"/>
-                <w:szCs w:val="22"/>
-              </w:rPr>
-            </w:pPr>
-          </w:p>
-          <w:p>
-            <w:pPr>
-              <w:snapToGrid w:val="0"/>
-              <w:rPr>
-                <w:rFonts w:ascii="Calibri" w:eastAsia="宋体" w:hAnsi="Calibri"/>
-                <w:szCs w:val="22"/>
-              </w:rPr>
-            </w:pPr>
-          </w:p>
-          <w:p>
-            <w:pPr>
-              <w:snapToGrid w:val="0"/>
-              <w:rPr>
-                <w:rFonts w:ascii="Calibri" w:eastAsia="宋体" w:hAnsi="Calibri"/>
-                <w:szCs w:val="22"/>
-              </w:rPr>
-            </w:pPr>
-          </w:p>
-          <w:p>
-            <w:pPr>
-              <w:snapToGrid w:val="0"/>
-              <w:rPr>
-                <w:rFonts w:ascii="Calibri" w:eastAsia="宋体" w:hAnsi="Calibri"/>
-                <w:szCs w:val="22"/>
-              </w:rPr>
-            </w:pPr>
-          </w:p>
-          <w:p>
-            <w:pPr>
-              <w:snapToGrid w:val="0"/>
-              <w:rPr>
-                <w:rFonts w:ascii="Calibri" w:eastAsia="宋体" w:hAnsi="Calibri"/>
-                <w:szCs w:val="22"/>
-              </w:rPr>
-            </w:pPr>
-          </w:p>
-          <w:p>
-            <w:pPr>
-              <w:snapToGrid w:val="0"/>
-              <w:rPr>
-                <w:rFonts w:ascii="Calibri" w:eastAsia="宋体" w:hAnsi="Calibri"/>
-                <w:szCs w:val="22"/>
-              </w:rPr>
-            </w:pPr>
-          </w:p>
-          <w:p>
-            <w:pPr>
-              <w:snapToGrid w:val="0"/>
-              <w:rPr>
-                <w:rFonts w:ascii="Calibri" w:eastAsia="宋体" w:hAnsi="Calibri"/>
-                <w:szCs w:val="22"/>
-              </w:rPr>
-            </w:pPr>
-          </w:p>
-          <w:p>
-            <w:pPr>
-              <w:snapToGrid w:val="0"/>
-              <w:rPr>
-                <w:rFonts w:ascii="Calibri" w:eastAsia="宋体" w:hAnsi="Calibri"/>
-                <w:szCs w:val="22"/>
-              </w:rPr>
-            </w:pPr>
-          </w:p>
-          <w:p>
-            <w:pPr>
-              <w:snapToGrid w:val="0"/>
-              <w:rPr>
-                <w:rFonts w:ascii="Calibri" w:eastAsia="宋体" w:hAnsi="Calibri"/>
-                <w:szCs w:val="22"/>
-              </w:rPr>
-            </w:pPr>
-          </w:p>
-          <w:p>
-            <w:pPr>
-              <w:snapToGrid w:val="0"/>
-              <w:rPr>
-                <w:rFonts w:ascii="Calibri" w:eastAsia="宋体" w:hAnsi="Calibri"/>
-                <w:szCs w:val="22"/>
-              </w:rPr>
-            </w:pPr>
-          </w:p>
-          <w:p>
-            <w:pPr>
-              <w:snapToGrid w:val="0"/>
-              <w:rPr>
-                <w:rFonts w:ascii="Calibri" w:eastAsia="宋体" w:hAnsi="Calibri"/>
-                <w:szCs w:val="22"/>
-              </w:rPr>
-            </w:pPr>
-          </w:p>
-          <w:p>
-            <w:pPr>
-              <w:snapToGrid w:val="0"/>
-              <w:rPr>
-                <w:rFonts w:ascii="Calibri" w:eastAsia="宋体" w:hAnsi="Calibri"/>
-                <w:szCs w:val="22"/>
-              </w:rPr>
-            </w:pPr>
-          </w:p>
-          <w:p>
-            <w:pPr>
-              <w:snapToGrid w:val="0"/>
-              <w:rPr>
-                <w:rFonts w:ascii="Calibri" w:eastAsia="宋体" w:hAnsi="Calibri"/>
-                <w:szCs w:val="22"/>
-              </w:rPr>
-            </w:pPr>
-          </w:p>
-          <w:p>
-            <w:pPr>
-              <w:snapToGrid w:val="0"/>
-              <w:rPr>
-                <w:rFonts w:ascii="Calibri" w:eastAsia="宋体" w:hAnsi="Calibri"/>
-                <w:szCs w:val="22"/>
-              </w:rPr>
-            </w:pPr>
-          </w:p>
-          <w:p>
-            <w:pPr>
-              <w:snapToGrid w:val="0"/>
-              <w:rPr>
-                <w:rFonts w:ascii="Calibri" w:eastAsia="宋体" w:hAnsi="Calibri"/>
-                <w:szCs w:val="22"/>
-              </w:rPr>
-            </w:pPr>
-          </w:p>
-          <w:p>
-            <w:pPr>
-              <w:snapToGrid w:val="0"/>
-              <w:rPr>
-                <w:rFonts w:ascii="Calibri" w:eastAsia="宋体" w:hAnsi="Calibri"/>
-                <w:szCs w:val="22"/>
-              </w:rPr>
-            </w:pPr>
-          </w:p>
-          <w:p>
-            <w:pPr>
-              <w:snapToGrid w:val="0"/>
-              <w:rPr>
-                <w:rFonts w:ascii="Calibri" w:eastAsia="宋体" w:hAnsi="Calibri"/>
-                <w:szCs w:val="22"/>
-              </w:rPr>
-            </w:pPr>
-          </w:p>
-          <w:p>
-            <w:pPr>
-              <w:snapToGrid w:val="0"/>
-              <w:rPr>
-                <w:rFonts w:ascii="Calibri" w:eastAsia="宋体" w:hAnsi="Calibri"/>
-                <w:szCs w:val="22"/>
-              </w:rPr>
-            </w:pPr>
-          </w:p>
-          <w:p>
-            <w:pPr>
-              <w:snapToGrid w:val="0"/>
-              <w:rPr>
-                <w:rFonts w:ascii="Calibri" w:eastAsia="宋体" w:hAnsi="Calibri"/>
-                <w:szCs w:val="22"/>
-              </w:rPr>
-            </w:pPr>
-          </w:p>
-          <w:p>
-            <w:pPr>
-              <w:snapToGrid w:val="0"/>
-              <w:rPr>
-                <w:rFonts w:ascii="Calibri" w:eastAsia="宋体" w:hAnsi="Calibri"/>
-                <w:szCs w:val="22"/>
-              </w:rPr>
-            </w:pPr>
-          </w:p>
-          <w:p>
-            <w:pPr>
-              <w:snapToGrid w:val="0"/>
-              <w:rPr>
-                <w:rFonts w:ascii="Calibri" w:eastAsia="宋体" w:hAnsi="Calibri"/>
-                <w:szCs w:val="22"/>
-              </w:rPr>
-            </w:pPr>
-          </w:p>
-          <w:p>
-            <w:pPr>
-              <w:snapToGrid w:val="0"/>
-              <w:rPr>
-                <w:rFonts w:ascii="Calibri" w:eastAsia="宋体" w:hAnsi="Calibri"/>
-                <w:szCs w:val="22"/>
-              </w:rPr>
-            </w:pPr>
-          </w:p>
-          <w:p>
-            <w:pPr>
-              <w:snapToGrid w:val="0"/>
-              <w:rPr>
-                <w:rFonts w:ascii="Calibri" w:eastAsia="宋体" w:hAnsi="Calibri"/>
-                <w:szCs w:val="22"/>
-              </w:rPr>
-            </w:pPr>
-          </w:p>
-          <w:p>
-            <w:pPr>
-              <w:snapToGrid w:val="0"/>
-              <w:rPr>
-                <w:rFonts w:ascii="Calibri" w:eastAsia="宋体" w:hAnsi="Calibri"/>
-                <w:szCs w:val="22"/>
-              </w:rPr>
-            </w:pPr>
-          </w:p>
-          <w:p>
-            <w:pPr>
-              <w:snapToGrid w:val="0"/>
-              <w:rPr>
-                <w:rFonts w:ascii="Calibri" w:eastAsia="宋体" w:hAnsi="Calibri"/>
-                <w:szCs w:val="22"/>
-              </w:rPr>
-            </w:pPr>
-          </w:p>
-          <w:p>
-            <w:pPr>
-              <w:snapToGrid w:val="0"/>
-              <w:rPr>
-                <w:rFonts w:ascii="Calibri" w:eastAsia="宋体" w:hAnsi="Calibri"/>
-                <w:szCs w:val="22"/>
-              </w:rPr>
-            </w:pPr>
-          </w:p>
-          <w:p>
-            <w:pPr>
-              <w:snapToGrid w:val="0"/>
-              <w:rPr>
-                <w:rFonts w:ascii="Calibri" w:eastAsia="宋体" w:hAnsi="Calibri"/>
-                <w:szCs w:val="22"/>
-              </w:rPr>
-            </w:pPr>
-          </w:p>
-          <w:p>
-            <w:pPr>
-              <w:snapToGrid w:val="0"/>
-              <w:rPr>
-                <w:rFonts w:ascii="Calibri" w:eastAsia="宋体" w:hAnsi="Calibri"/>
-                <w:szCs w:val="22"/>
-              </w:rPr>
-            </w:pPr>
-          </w:p>
-          <w:p>
-            <w:pPr>
-              <w:snapToGrid w:val="0"/>
-              <w:rPr>
-                <w:rFonts w:ascii="Calibri" w:eastAsia="宋体" w:hAnsi="Calibri"/>
-                <w:szCs w:val="22"/>
-              </w:rPr>
-            </w:pPr>
-          </w:p>
-          <w:p>
-            <w:pPr>
-              <w:snapToGrid w:val="0"/>
-              <w:rPr>
-                <w:rFonts w:ascii="Calibri" w:eastAsia="宋体" w:hAnsi="Calibri"/>
-                <w:szCs w:val="22"/>
-              </w:rPr>
-            </w:pPr>
-          </w:p>
-          <w:p>
-            <w:pPr>
-              <w:snapToGrid w:val="0"/>
-              <w:rPr>
-                <w:rFonts w:ascii="Calibri" w:eastAsia="宋体" w:hAnsi="Calibri"/>
-                <w:szCs w:val="22"/>
-              </w:rPr>
-            </w:pPr>
-          </w:p>
-          <w:p>
-            <w:pPr>
-              <w:snapToGrid w:val="0"/>
-              <w:rPr>
-                <w:rFonts w:ascii="Calibri" w:eastAsia="宋体" w:hAnsi="Calibri"/>
-                <w:szCs w:val="22"/>
-              </w:rPr>
-            </w:pPr>
-          </w:p>
-          <w:p>
-            <w:pPr>
-              <w:snapToGrid w:val="0"/>
-              <w:rPr>
-                <w:rFonts w:ascii="Calibri" w:eastAsia="宋体" w:hAnsi="Calibri"/>
-                <w:szCs w:val="22"/>
-              </w:rPr>
-            </w:pPr>
-          </w:p>
-          <w:p>
-            <w:pPr>
-              <w:snapToGrid w:val="0"/>
-              <w:rPr>
-                <w:rFonts w:ascii="Calibri" w:eastAsia="宋体" w:hAnsi="Calibri"/>
-                <w:szCs w:val="22"/>
-              </w:rPr>
-            </w:pPr>
-          </w:p>
-          <w:p>
-            <w:pPr>
-              <w:snapToGrid w:val="0"/>
-              <w:rPr>
-                <w:rFonts w:ascii="Calibri" w:eastAsia="宋体" w:hAnsi="Calibri"/>
-                <w:szCs w:val="22"/>
-              </w:rPr>
-            </w:pPr>
-          </w:p>
-          <w:p>
-            <w:pPr>
-              <w:snapToGrid w:val="0"/>
-              <w:rPr>
-                <w:rFonts w:ascii="Calibri" w:eastAsia="宋体" w:hAnsi="Calibri"/>
+                <w:rFonts w:ascii="Calibri" w:eastAsia="SimSun" w:hAnsi="Calibri"/>
+                <w:szCs w:val="22"/>
+              </w:rPr>
+            </w:pPr>
+          </w:p>
+          <w:p>
+            <w:pPr>
+              <w:snapToGrid w:val="0"/>
+              <w:rPr>
+                <w:rFonts w:ascii="Calibri" w:eastAsia="SimSun" w:hAnsi="Calibri"/>
+                <w:szCs w:val="22"/>
+              </w:rPr>
+            </w:pPr>
+          </w:p>
+          <w:p>
+            <w:pPr>
+              <w:snapToGrid w:val="0"/>
+              <w:rPr>
+                <w:rFonts w:ascii="Calibri" w:eastAsia="SimSun" w:hAnsi="Calibri"/>
+                <w:szCs w:val="22"/>
+              </w:rPr>
+            </w:pPr>
+          </w:p>
+          <w:p>
+            <w:pPr>
+              <w:snapToGrid w:val="0"/>
+              <w:rPr>
+                <w:rFonts w:ascii="Calibri" w:eastAsia="SimSun" w:hAnsi="Calibri"/>
+                <w:szCs w:val="22"/>
+              </w:rPr>
+            </w:pPr>
+          </w:p>
+          <w:p>
+            <w:pPr>
+              <w:snapToGrid w:val="0"/>
+              <w:rPr>
+                <w:rFonts w:ascii="Calibri" w:eastAsia="SimSun" w:hAnsi="Calibri"/>
+                <w:szCs w:val="22"/>
+              </w:rPr>
+            </w:pPr>
+          </w:p>
+          <w:p>
+            <w:pPr>
+              <w:snapToGrid w:val="0"/>
+              <w:rPr>
+                <w:rFonts w:ascii="Calibri" w:eastAsia="SimSun" w:hAnsi="Calibri"/>
+                <w:szCs w:val="22"/>
+              </w:rPr>
+            </w:pPr>
+          </w:p>
+          <w:p>
+            <w:pPr>
+              <w:snapToGrid w:val="0"/>
+              <w:rPr>
+                <w:rFonts w:ascii="Calibri" w:eastAsia="SimSun" w:hAnsi="Calibri"/>
+                <w:szCs w:val="22"/>
+              </w:rPr>
+            </w:pPr>
+          </w:p>
+          <w:p>
+            <w:pPr>
+              <w:snapToGrid w:val="0"/>
+              <w:rPr>
+                <w:rFonts w:ascii="Calibri" w:eastAsia="SimSun" w:hAnsi="Calibri"/>
+                <w:szCs w:val="22"/>
+              </w:rPr>
+            </w:pPr>
+          </w:p>
+          <w:p>
+            <w:pPr>
+              <w:snapToGrid w:val="0"/>
+              <w:rPr>
+                <w:rFonts w:ascii="Calibri" w:eastAsia="SimSun" w:hAnsi="Calibri"/>
+                <w:szCs w:val="22"/>
+              </w:rPr>
+            </w:pPr>
+          </w:p>
+          <w:p>
+            <w:pPr>
+              <w:snapToGrid w:val="0"/>
+              <w:rPr>
+                <w:rFonts w:ascii="Calibri" w:eastAsia="SimSun" w:hAnsi="Calibri"/>
+                <w:szCs w:val="22"/>
+              </w:rPr>
+            </w:pPr>
+          </w:p>
+          <w:p>
+            <w:pPr>
+              <w:snapToGrid w:val="0"/>
+              <w:rPr>
+                <w:rFonts w:ascii="Calibri" w:eastAsia="SimSun" w:hAnsi="Calibri"/>
+                <w:szCs w:val="22"/>
+              </w:rPr>
+            </w:pPr>
+          </w:p>
+          <w:p>
+            <w:pPr>
+              <w:snapToGrid w:val="0"/>
+              <w:rPr>
+                <w:rFonts w:ascii="Calibri" w:eastAsia="SimSun" w:hAnsi="Calibri"/>
+                <w:szCs w:val="22"/>
+              </w:rPr>
+            </w:pPr>
+          </w:p>
+          <w:p>
+            <w:pPr>
+              <w:snapToGrid w:val="0"/>
+              <w:rPr>
+                <w:rFonts w:ascii="Calibri" w:eastAsia="SimSun" w:hAnsi="Calibri"/>
+                <w:szCs w:val="22"/>
+              </w:rPr>
+            </w:pPr>
+          </w:p>
+          <w:p>
+            <w:pPr>
+              <w:snapToGrid w:val="0"/>
+              <w:rPr>
+                <w:rFonts w:ascii="Calibri" w:eastAsia="SimSun" w:hAnsi="Calibri"/>
+                <w:szCs w:val="22"/>
+              </w:rPr>
+            </w:pPr>
+          </w:p>
+          <w:p>
+            <w:pPr>
+              <w:snapToGrid w:val="0"/>
+              <w:rPr>
+                <w:rFonts w:ascii="Calibri" w:eastAsia="SimSun" w:hAnsi="Calibri"/>
+                <w:szCs w:val="22"/>
+              </w:rPr>
+            </w:pPr>
+          </w:p>
+          <w:p>
+            <w:pPr>
+              <w:snapToGrid w:val="0"/>
+              <w:rPr>
+                <w:rFonts w:ascii="Calibri" w:eastAsia="SimSun" w:hAnsi="Calibri"/>
+                <w:szCs w:val="22"/>
+              </w:rPr>
+            </w:pPr>
+          </w:p>
+          <w:p>
+            <w:pPr>
+              <w:snapToGrid w:val="0"/>
+              <w:rPr>
+                <w:rFonts w:ascii="Calibri" w:eastAsia="SimSun" w:hAnsi="Calibri"/>
+                <w:szCs w:val="22"/>
+              </w:rPr>
+            </w:pPr>
+          </w:p>
+          <w:p>
+            <w:pPr>
+              <w:snapToGrid w:val="0"/>
+              <w:rPr>
+                <w:rFonts w:ascii="Calibri" w:eastAsia="SimSun" w:hAnsi="Calibri"/>
+                <w:szCs w:val="22"/>
+              </w:rPr>
+            </w:pPr>
+          </w:p>
+          <w:p>
+            <w:pPr>
+              <w:snapToGrid w:val="0"/>
+              <w:rPr>
+                <w:rFonts w:ascii="Calibri" w:eastAsia="SimSun" w:hAnsi="Calibri"/>
+                <w:szCs w:val="22"/>
+              </w:rPr>
+            </w:pPr>
+          </w:p>
+          <w:p>
+            <w:pPr>
+              <w:snapToGrid w:val="0"/>
+              <w:rPr>
+                <w:rFonts w:ascii="Calibri" w:eastAsia="SimSun" w:hAnsi="Calibri"/>
+                <w:szCs w:val="22"/>
+              </w:rPr>
+            </w:pPr>
+          </w:p>
+          <w:p>
+            <w:pPr>
+              <w:snapToGrid w:val="0"/>
+              <w:rPr>
+                <w:rFonts w:ascii="Calibri" w:eastAsia="SimSun" w:hAnsi="Calibri"/>
+                <w:szCs w:val="22"/>
+              </w:rPr>
+            </w:pPr>
+          </w:p>
+          <w:p>
+            <w:pPr>
+              <w:snapToGrid w:val="0"/>
+              <w:rPr>
+                <w:rFonts w:ascii="Calibri" w:eastAsia="SimSun" w:hAnsi="Calibri"/>
+                <w:szCs w:val="22"/>
+              </w:rPr>
+            </w:pPr>
+          </w:p>
+          <w:p>
+            <w:pPr>
+              <w:snapToGrid w:val="0"/>
+              <w:rPr>
+                <w:rFonts w:ascii="Calibri" w:eastAsia="SimSun" w:hAnsi="Calibri"/>
+                <w:szCs w:val="22"/>
+              </w:rPr>
+            </w:pPr>
+          </w:p>
+          <w:p>
+            <w:pPr>
+              <w:snapToGrid w:val="0"/>
+              <w:rPr>
+                <w:rFonts w:ascii="Calibri" w:eastAsia="SimSun" w:hAnsi="Calibri"/>
+                <w:szCs w:val="22"/>
+              </w:rPr>
+            </w:pPr>
+          </w:p>
+          <w:p>
+            <w:pPr>
+              <w:snapToGrid w:val="0"/>
+              <w:rPr>
+                <w:rFonts w:ascii="Calibri" w:eastAsia="SimSun" w:hAnsi="Calibri"/>
+                <w:szCs w:val="22"/>
+              </w:rPr>
+            </w:pPr>
+          </w:p>
+          <w:p>
+            <w:pPr>
+              <w:snapToGrid w:val="0"/>
+              <w:rPr>
+                <w:rFonts w:ascii="Calibri" w:eastAsia="SimSun" w:hAnsi="Calibri"/>
+                <w:szCs w:val="22"/>
+              </w:rPr>
+            </w:pPr>
+          </w:p>
+          <w:p>
+            <w:pPr>
+              <w:snapToGrid w:val="0"/>
+              <w:rPr>
+                <w:rFonts w:ascii="Calibri" w:eastAsia="SimSun" w:hAnsi="Calibri"/>
+                <w:szCs w:val="22"/>
+              </w:rPr>
+            </w:pPr>
+          </w:p>
+          <w:p>
+            <w:pPr>
+              <w:snapToGrid w:val="0"/>
+              <w:rPr>
+                <w:rFonts w:ascii="Calibri" w:eastAsia="SimSun" w:hAnsi="Calibri"/>
+                <w:szCs w:val="22"/>
+              </w:rPr>
+            </w:pPr>
+          </w:p>
+          <w:p>
+            <w:pPr>
+              <w:snapToGrid w:val="0"/>
+              <w:rPr>
+                <w:rFonts w:ascii="Calibri" w:eastAsia="SimSun" w:hAnsi="Calibri"/>
+                <w:szCs w:val="22"/>
+              </w:rPr>
+            </w:pPr>
+          </w:p>
+          <w:p>
+            <w:pPr>
+              <w:snapToGrid w:val="0"/>
+              <w:rPr>
+                <w:rFonts w:ascii="Calibri" w:eastAsia="SimSun" w:hAnsi="Calibri"/>
+                <w:szCs w:val="22"/>
+              </w:rPr>
+            </w:pPr>
+          </w:p>
+          <w:p>
+            <w:pPr>
+              <w:snapToGrid w:val="0"/>
+              <w:rPr>
+                <w:rFonts w:ascii="Calibri" w:eastAsia="SimSun" w:hAnsi="Calibri"/>
+                <w:szCs w:val="22"/>
+              </w:rPr>
+            </w:pPr>
+          </w:p>
+          <w:p>
+            <w:pPr>
+              <w:snapToGrid w:val="0"/>
+              <w:rPr>
+                <w:rFonts w:ascii="Calibri" w:eastAsia="SimSun" w:hAnsi="Calibri"/>
+                <w:szCs w:val="22"/>
+              </w:rPr>
+            </w:pPr>
+          </w:p>
+          <w:p>
+            <w:pPr>
+              <w:snapToGrid w:val="0"/>
+              <w:rPr>
+                <w:rFonts w:ascii="Calibri" w:eastAsia="SimSun" w:hAnsi="Calibri"/>
+                <w:szCs w:val="22"/>
+              </w:rPr>
+            </w:pPr>
+          </w:p>
+          <w:p>
+            <w:pPr>
+              <w:snapToGrid w:val="0"/>
+              <w:rPr>
+                <w:rFonts w:ascii="Calibri" w:eastAsia="SimSun" w:hAnsi="Calibri"/>
+                <w:szCs w:val="22"/>
+              </w:rPr>
+            </w:pPr>
+          </w:p>
+          <w:p>
+            <w:pPr>
+              <w:snapToGrid w:val="0"/>
+              <w:rPr>
+                <w:rFonts w:ascii="Calibri" w:eastAsia="SimSun" w:hAnsi="Calibri"/>
+                <w:szCs w:val="22"/>
+              </w:rPr>
+            </w:pPr>
+          </w:p>
+          <w:p>
+            <w:pPr>
+              <w:snapToGrid w:val="0"/>
+              <w:rPr>
+                <w:rFonts w:ascii="Calibri" w:eastAsia="SimSun" w:hAnsi="Calibri"/>
+                <w:szCs w:val="22"/>
+              </w:rPr>
+            </w:pPr>
+          </w:p>
+          <w:p>
+            <w:pPr>
+              <w:snapToGrid w:val="0"/>
+              <w:rPr>
+                <w:rFonts w:ascii="Calibri" w:eastAsia="SimSun" w:hAnsi="Calibri"/>
+                <w:szCs w:val="22"/>
+              </w:rPr>
+            </w:pPr>
+          </w:p>
+          <w:p>
+            <w:pPr>
+              <w:snapToGrid w:val="0"/>
+              <w:rPr>
+                <w:rFonts w:ascii="Calibri" w:eastAsia="SimSun" w:hAnsi="Calibri"/>
+                <w:szCs w:val="22"/>
+              </w:rPr>
+            </w:pPr>
+          </w:p>
+          <w:p>
+            <w:pPr>
+              <w:snapToGrid w:val="0"/>
+              <w:rPr>
+                <w:rFonts w:ascii="Calibri" w:eastAsia="SimSun" w:hAnsi="Calibri"/>
+                <w:szCs w:val="22"/>
+              </w:rPr>
+            </w:pPr>
+          </w:p>
+          <w:p>
+            <w:pPr>
+              <w:snapToGrid w:val="0"/>
+              <w:rPr>
+                <w:rFonts w:ascii="Calibri" w:eastAsia="SimSun" w:hAnsi="Calibri"/>
+                <w:szCs w:val="22"/>
+              </w:rPr>
+            </w:pPr>
+          </w:p>
+          <w:p>
+            <w:pPr>
+              <w:snapToGrid w:val="0"/>
+              <w:rPr>
+                <w:rFonts w:ascii="Calibri" w:eastAsia="SimSun" w:hAnsi="Calibri"/>
+                <w:szCs w:val="22"/>
+              </w:rPr>
+            </w:pPr>
+          </w:p>
+          <w:p>
+            <w:pPr>
+              <w:snapToGrid w:val="0"/>
+              <w:rPr>
+                <w:rFonts w:ascii="Calibri" w:eastAsia="SimSun" w:hAnsi="Calibri"/>
+                <w:szCs w:val="22"/>
+              </w:rPr>
+            </w:pPr>
+          </w:p>
+          <w:p>
+            <w:pPr>
+              <w:snapToGrid w:val="0"/>
+              <w:rPr>
+                <w:rFonts w:ascii="Calibri" w:eastAsia="SimSun" w:hAnsi="Calibri"/>
+                <w:szCs w:val="22"/>
+              </w:rPr>
+            </w:pPr>
+          </w:p>
+          <w:p>
+            <w:pPr>
+              <w:snapToGrid w:val="0"/>
+              <w:rPr>
+                <w:rFonts w:ascii="Calibri" w:eastAsia="SimSun" w:hAnsi="Calibri"/>
+                <w:szCs w:val="22"/>
+              </w:rPr>
+            </w:pPr>
+          </w:p>
+          <w:p>
+            <w:pPr>
+              <w:snapToGrid w:val="0"/>
+              <w:rPr>
+                <w:rFonts w:ascii="Calibri" w:eastAsia="SimSun" w:hAnsi="Calibri"/>
                 <w:szCs w:val="22"/>
               </w:rPr>
             </w:pPr>
@@ -2021,15 +2024,15 @@
             <w:pPr>
               <w:snapToGrid w:val="0"/>
               <w:rPr>
-                <w:rFonts w:ascii="Times New Roman" w:eastAsia="宋体" w:hAnsi="Times New Roman"/>
-                <w:b/>
-                <w:bCs/>
-                <w:szCs w:val="22"/>
-              </w:rPr>
-            </w:pPr>
-            <w:r>
-              <w:rPr>
-                <w:rFonts w:ascii="Times New Roman" w:eastAsia="宋体" w:hAnsi="Times New Roman" w:hint="eastAsia"/>
+                <w:rFonts w:ascii="Times New Roman" w:eastAsia="SimSun" w:hAnsi="Times New Roman"/>
+                <w:b/>
+                <w:bCs/>
+                <w:szCs w:val="22"/>
+              </w:rPr>
+            </w:pPr>
+            <w:r>
+              <w:rPr>
+                <w:rFonts w:ascii="Times New Roman" w:eastAsia="SimSun" w:hAnsi="Times New Roman" w:hint="eastAsia"/>
                 <w:b/>
                 <w:bCs/>
                 <w:szCs w:val="22"/>
@@ -2039,7 +2042,7 @@
             </w:r>
             <w:r>
               <w:rPr>
-                <w:rFonts w:ascii="Times New Roman" w:eastAsia="宋体" w:hAnsi="Times New Roman" w:hint="eastAsia"/>
+                <w:rFonts w:ascii="Times New Roman" w:eastAsia="SimSun" w:hAnsi="Times New Roman" w:hint="eastAsia"/>
                 <w:b/>
                 <w:bCs/>
                 <w:szCs w:val="22"/>
@@ -2048,7 +2051,7 @@
             </w:r>
             <w:r>
               <w:rPr>
-                <w:rFonts w:ascii="Times New Roman" w:eastAsia="宋体" w:hAnsi="Times New Roman" w:hint="eastAsia"/>
+                <w:rFonts w:ascii="Times New Roman" w:eastAsia="SimSun" w:hAnsi="Times New Roman" w:hint="eastAsia"/>
                 <w:b/>
                 <w:bCs/>
                 <w:szCs w:val="22"/>
@@ -2057,7 +2060,7 @@
             </w:r>
             <w:r>
               <w:rPr>
-                <w:rFonts w:ascii="Times New Roman" w:eastAsia="宋体" w:hAnsi="Times New Roman" w:hint="eastAsia"/>
+                <w:rFonts w:ascii="Times New Roman" w:eastAsia="SimSun" w:hAnsi="Times New Roman" w:hint="eastAsia"/>
                 <w:b/>
                 <w:bCs/>
                 <w:szCs w:val="22"/>
@@ -2066,7 +2069,7 @@
             </w:r>
             <w:r>
               <w:rPr>
-                <w:rFonts w:ascii="Times New Roman" w:eastAsia="宋体" w:hAnsi="Times New Roman" w:hint="eastAsia"/>
+                <w:rFonts w:ascii="Times New Roman" w:eastAsia="SimSun" w:hAnsi="Times New Roman" w:hint="eastAsia"/>
                 <w:b/>
                 <w:bCs/>
                 <w:szCs w:val="22"/>
@@ -2075,7 +2078,7 @@
             </w:r>
             <w:r>
               <w:rPr>
-                <w:rFonts w:ascii="Times New Roman" w:eastAsia="宋体" w:hAnsi="Times New Roman" w:hint="eastAsia"/>
+                <w:rFonts w:ascii="Times New Roman" w:eastAsia="SimSun" w:hAnsi="Times New Roman" w:hint="eastAsia"/>
                 <w:b/>
                 <w:bCs/>
                 <w:szCs w:val="22"/>
@@ -2084,7 +2087,7 @@
             </w:r>
             <w:r>
               <w:rPr>
-                <w:rFonts w:ascii="Times New Roman" w:eastAsia="宋体" w:hAnsi="Times New Roman" w:hint="eastAsia"/>
+                <w:rFonts w:ascii="Times New Roman" w:eastAsia="SimSun" w:hAnsi="Times New Roman" w:hint="eastAsia"/>
                 <w:b/>
                 <w:bCs/>
                 <w:szCs w:val="22"/>
@@ -2095,7 +2098,7 @@
           <w:p>
             <w:pPr>
               <w:rPr>
-                <w:rFonts w:asciiTheme="minorEastAsia" w:eastAsiaTheme="minorEastAsia" w:hAnsiTheme="minorEastAsia"/>
+                <w:rFonts w:asciiTheme="minorEastAsia" w:eastAsiaTheme="minorEastAsia" w:hAnsiTheme="minorEastAsia" w:hint="eastAsia"/>
                 <w:sz w:val="21"/>
                 <w:szCs w:val="21"/>
               </w:rPr>
@@ -2104,7 +2107,7 @@
           <w:p>
             <w:pPr>
               <w:rPr>
-                <w:rFonts w:asciiTheme="minorEastAsia" w:eastAsiaTheme="minorEastAsia" w:hAnsiTheme="minorEastAsia"/>
+                <w:rFonts w:asciiTheme="minorEastAsia" w:eastAsiaTheme="minorEastAsia" w:hAnsiTheme="minorEastAsia" w:hint="eastAsia"/>
                 <w:sz w:val="21"/>
                 <w:szCs w:val="21"/>
               </w:rPr>
@@ -2113,7 +2116,7 @@
           <w:p>
             <w:pPr>
               <w:rPr>
-                <w:rFonts w:asciiTheme="minorEastAsia" w:eastAsiaTheme="minorEastAsia" w:hAnsiTheme="minorEastAsia"/>
+                <w:rFonts w:asciiTheme="minorEastAsia" w:eastAsiaTheme="minorEastAsia" w:hAnsiTheme="minorEastAsia" w:hint="eastAsia"/>
                 <w:sz w:val="21"/>
                 <w:szCs w:val="21"/>
               </w:rPr>
@@ -2122,7 +2125,7 @@
           <w:p>
             <w:pPr>
               <w:rPr>
-                <w:rFonts w:asciiTheme="minorEastAsia" w:eastAsiaTheme="minorEastAsia" w:hAnsiTheme="minorEastAsia"/>
+                <w:rFonts w:asciiTheme="minorEastAsia" w:eastAsiaTheme="minorEastAsia" w:hAnsiTheme="minorEastAsia" w:hint="eastAsia"/>
                 <w:sz w:val="21"/>
                 <w:szCs w:val="21"/>
               </w:rPr>
@@ -2131,7 +2134,7 @@
           <w:p>
             <w:pPr>
               <w:rPr>
-                <w:rFonts w:asciiTheme="minorEastAsia" w:eastAsiaTheme="minorEastAsia" w:hAnsiTheme="minorEastAsia"/>
+                <w:rFonts w:asciiTheme="minorEastAsia" w:eastAsiaTheme="minorEastAsia" w:hAnsiTheme="minorEastAsia" w:hint="eastAsia"/>
                 <w:sz w:val="21"/>
                 <w:szCs w:val="21"/>
               </w:rPr>
@@ -2140,7 +2143,7 @@
           <w:p>
             <w:pPr>
               <w:rPr>
-                <w:rFonts w:asciiTheme="minorEastAsia" w:eastAsiaTheme="minorEastAsia" w:hAnsiTheme="minorEastAsia"/>
+                <w:rFonts w:asciiTheme="minorEastAsia" w:eastAsiaTheme="minorEastAsia" w:hAnsiTheme="minorEastAsia" w:hint="eastAsia"/>
                 <w:sz w:val="21"/>
                 <w:szCs w:val="21"/>
               </w:rPr>
@@ -2164,15 +2167,15 @@
             <w:pPr>
               <w:snapToGrid w:val="0"/>
               <w:rPr>
-                <w:rFonts w:ascii="Times New Roman" w:eastAsia="宋体" w:hAnsi="Times New Roman"/>
-                <w:b/>
-                <w:bCs/>
-                <w:szCs w:val="22"/>
-              </w:rPr>
-            </w:pPr>
-            <w:r>
-              <w:rPr>
-                <w:rFonts w:ascii="Times New Roman" w:eastAsia="宋体" w:hAnsi="Times New Roman" w:hint="eastAsia"/>
+                <w:rFonts w:ascii="Times New Roman" w:eastAsia="SimSun" w:hAnsi="Times New Roman"/>
+                <w:b/>
+                <w:bCs/>
+                <w:szCs w:val="22"/>
+              </w:rPr>
+            </w:pPr>
+            <w:r>
+              <w:rPr>
+                <w:rFonts w:ascii="Times New Roman" w:eastAsia="SimSun" w:hAnsi="Times New Roman" w:hint="eastAsia"/>
                 <w:b/>
                 <w:bCs/>
                 <w:szCs w:val="22"/>
@@ -2182,7 +2185,7 @@
             </w:r>
             <w:r>
               <w:rPr>
-                <w:rFonts w:ascii="Times New Roman" w:eastAsia="宋体" w:hAnsi="Times New Roman" w:hint="eastAsia"/>
+                <w:rFonts w:ascii="Times New Roman" w:eastAsia="SimSun" w:hAnsi="Times New Roman" w:hint="eastAsia"/>
                 <w:b/>
                 <w:bCs/>
                 <w:szCs w:val="22"/>
@@ -2194,103 +2197,103 @@
             <w:pPr>
               <w:snapToGrid w:val="0"/>
               <w:rPr>
-                <w:rFonts w:ascii="Calibri" w:eastAsia="宋体" w:hAnsi="Calibri"/>
-                <w:szCs w:val="22"/>
-              </w:rPr>
-            </w:pPr>
-          </w:p>
-          <w:p>
-            <w:pPr>
-              <w:snapToGrid w:val="0"/>
-              <w:rPr>
-                <w:rFonts w:ascii="Calibri" w:eastAsia="宋体" w:hAnsi="Calibri"/>
-                <w:szCs w:val="22"/>
-              </w:rPr>
-            </w:pPr>
-          </w:p>
-          <w:p>
-            <w:pPr>
-              <w:snapToGrid w:val="0"/>
-              <w:rPr>
-                <w:rFonts w:ascii="Calibri" w:eastAsia="宋体" w:hAnsi="Calibri"/>
-                <w:szCs w:val="22"/>
-              </w:rPr>
-            </w:pPr>
-          </w:p>
-          <w:p>
-            <w:pPr>
-              <w:snapToGrid w:val="0"/>
-              <w:rPr>
-                <w:rFonts w:ascii="Calibri" w:eastAsia="宋体" w:hAnsi="Calibri"/>
-                <w:szCs w:val="22"/>
-              </w:rPr>
-            </w:pPr>
-          </w:p>
-          <w:p>
-            <w:pPr>
-              <w:snapToGrid w:val="0"/>
-              <w:rPr>
-                <w:rFonts w:ascii="Calibri" w:eastAsia="宋体" w:hAnsi="Calibri"/>
-                <w:szCs w:val="22"/>
-              </w:rPr>
-            </w:pPr>
-          </w:p>
-          <w:p>
-            <w:pPr>
-              <w:snapToGrid w:val="0"/>
-              <w:rPr>
-                <w:rFonts w:ascii="Calibri" w:eastAsia="宋体" w:hAnsi="Calibri"/>
-                <w:szCs w:val="22"/>
-              </w:rPr>
-            </w:pPr>
-          </w:p>
-          <w:p>
-            <w:pPr>
-              <w:snapToGrid w:val="0"/>
-              <w:rPr>
-                <w:rFonts w:ascii="Calibri" w:eastAsia="宋体" w:hAnsi="Calibri"/>
-                <w:szCs w:val="22"/>
-              </w:rPr>
-            </w:pPr>
-          </w:p>
-          <w:p>
-            <w:pPr>
-              <w:snapToGrid w:val="0"/>
-              <w:rPr>
-                <w:rFonts w:ascii="Calibri" w:eastAsia="宋体" w:hAnsi="Calibri"/>
-                <w:szCs w:val="22"/>
-              </w:rPr>
-            </w:pPr>
-          </w:p>
-          <w:p>
-            <w:pPr>
-              <w:snapToGrid w:val="0"/>
-              <w:rPr>
-                <w:rFonts w:ascii="Calibri" w:eastAsia="宋体" w:hAnsi="Calibri"/>
-                <w:szCs w:val="22"/>
-              </w:rPr>
-            </w:pPr>
-          </w:p>
-          <w:p>
-            <w:pPr>
-              <w:snapToGrid w:val="0"/>
-              <w:rPr>
-                <w:rFonts w:ascii="Calibri" w:eastAsia="宋体" w:hAnsi="Calibri"/>
-                <w:szCs w:val="22"/>
-              </w:rPr>
-            </w:pPr>
-          </w:p>
-          <w:p>
-            <w:pPr>
-              <w:snapToGrid w:val="0"/>
-              <w:rPr>
-                <w:rFonts w:ascii="Calibri" w:eastAsia="宋体" w:hAnsi="Calibri"/>
-                <w:szCs w:val="22"/>
-              </w:rPr>
-            </w:pPr>
-            <w:r>
-              <w:rPr>
-                <w:rFonts w:ascii="Calibri" w:eastAsia="宋体" w:hAnsi="Calibri" w:hint="eastAsia"/>
+                <w:rFonts w:ascii="Calibri" w:eastAsia="SimSun" w:hAnsi="Calibri"/>
+                <w:szCs w:val="22"/>
+              </w:rPr>
+            </w:pPr>
+          </w:p>
+          <w:p>
+            <w:pPr>
+              <w:snapToGrid w:val="0"/>
+              <w:rPr>
+                <w:rFonts w:ascii="Calibri" w:eastAsia="SimSun" w:hAnsi="Calibri"/>
+                <w:szCs w:val="22"/>
+              </w:rPr>
+            </w:pPr>
+          </w:p>
+          <w:p>
+            <w:pPr>
+              <w:snapToGrid w:val="0"/>
+              <w:rPr>
+                <w:rFonts w:ascii="Calibri" w:eastAsia="SimSun" w:hAnsi="Calibri"/>
+                <w:szCs w:val="22"/>
+              </w:rPr>
+            </w:pPr>
+          </w:p>
+          <w:p>
+            <w:pPr>
+              <w:snapToGrid w:val="0"/>
+              <w:rPr>
+                <w:rFonts w:ascii="Calibri" w:eastAsia="SimSun" w:hAnsi="Calibri"/>
+                <w:szCs w:val="22"/>
+              </w:rPr>
+            </w:pPr>
+          </w:p>
+          <w:p>
+            <w:pPr>
+              <w:snapToGrid w:val="0"/>
+              <w:rPr>
+                <w:rFonts w:ascii="Calibri" w:eastAsia="SimSun" w:hAnsi="Calibri"/>
+                <w:szCs w:val="22"/>
+              </w:rPr>
+            </w:pPr>
+          </w:p>
+          <w:p>
+            <w:pPr>
+              <w:snapToGrid w:val="0"/>
+              <w:rPr>
+                <w:rFonts w:ascii="Calibri" w:eastAsia="SimSun" w:hAnsi="Calibri"/>
+                <w:szCs w:val="22"/>
+              </w:rPr>
+            </w:pPr>
+          </w:p>
+          <w:p>
+            <w:pPr>
+              <w:snapToGrid w:val="0"/>
+              <w:rPr>
+                <w:rFonts w:ascii="Calibri" w:eastAsia="SimSun" w:hAnsi="Calibri"/>
+                <w:szCs w:val="22"/>
+              </w:rPr>
+            </w:pPr>
+          </w:p>
+          <w:p>
+            <w:pPr>
+              <w:snapToGrid w:val="0"/>
+              <w:rPr>
+                <w:rFonts w:ascii="Calibri" w:eastAsia="SimSun" w:hAnsi="Calibri"/>
+                <w:szCs w:val="22"/>
+              </w:rPr>
+            </w:pPr>
+          </w:p>
+          <w:p>
+            <w:pPr>
+              <w:snapToGrid w:val="0"/>
+              <w:rPr>
+                <w:rFonts w:ascii="Calibri" w:eastAsia="SimSun" w:hAnsi="Calibri"/>
+                <w:szCs w:val="22"/>
+              </w:rPr>
+            </w:pPr>
+          </w:p>
+          <w:p>
+            <w:pPr>
+              <w:snapToGrid w:val="0"/>
+              <w:rPr>
+                <w:rFonts w:ascii="Calibri" w:eastAsia="SimSun" w:hAnsi="Calibri"/>
+                <w:szCs w:val="22"/>
+              </w:rPr>
+            </w:pPr>
+          </w:p>
+          <w:p>
+            <w:pPr>
+              <w:snapToGrid w:val="0"/>
+              <w:rPr>
+                <w:rFonts w:ascii="Calibri" w:eastAsia="SimSun" w:hAnsi="Calibri"/>
+                <w:szCs w:val="22"/>
+              </w:rPr>
+            </w:pPr>
+            <w:r>
+              <w:rPr>
+                <w:rFonts w:ascii="Calibri" w:eastAsia="SimSun" w:hAnsi="Calibri" w:hint="eastAsia"/>
                 <w:szCs w:val="22"/>
               </w:rPr>
               <w:t>成绩评定：</w:t>
@@ -2300,16 +2303,16 @@
             <w:pPr>
               <w:snapToGrid w:val="0"/>
               <w:rPr>
-                <w:rFonts w:ascii="Calibri" w:eastAsia="宋体" w:hAnsi="Calibri"/>
-                <w:szCs w:val="22"/>
-              </w:rPr>
-            </w:pPr>
-          </w:p>
-          <w:p>
-            <w:pPr>
-              <w:snapToGrid w:val="0"/>
-              <w:rPr>
-                <w:rFonts w:ascii="Calibri" w:eastAsia="宋体" w:hAnsi="Calibri"/>
+                <w:rFonts w:ascii="Calibri" w:eastAsia="SimSun" w:hAnsi="Calibri"/>
+                <w:szCs w:val="22"/>
+              </w:rPr>
+            </w:pPr>
+          </w:p>
+          <w:p>
+            <w:pPr>
+              <w:snapToGrid w:val="0"/>
+              <w:rPr>
+                <w:rFonts w:ascii="Calibri" w:eastAsia="SimSun" w:hAnsi="Calibri"/>
                 <w:szCs w:val="22"/>
               </w:rPr>
             </w:pPr>
@@ -2319,27 +2322,27 @@
               <w:snapToGrid w:val="0"/>
               <w:jc w:val="center"/>
               <w:rPr>
-                <w:rFonts w:ascii="Calibri" w:eastAsia="宋体" w:hAnsi="Calibri"/>
-                <w:szCs w:val="22"/>
-              </w:rPr>
-            </w:pPr>
-            <w:r>
-              <w:rPr>
-                <w:rFonts w:ascii="Calibri" w:eastAsia="宋体" w:hAnsi="Calibri" w:hint="eastAsia"/>
+                <w:rFonts w:ascii="Calibri" w:eastAsia="SimSun" w:hAnsi="Calibri"/>
+                <w:szCs w:val="22"/>
+              </w:rPr>
+            </w:pPr>
+            <w:r>
+              <w:rPr>
+                <w:rFonts w:ascii="Calibri" w:eastAsia="SimSun" w:hAnsi="Calibri" w:hint="eastAsia"/>
                 <w:szCs w:val="22"/>
               </w:rPr>
               <w:t xml:space="preserve">                                 </w:t>
             </w:r>
             <w:r>
               <w:rPr>
-                <w:rFonts w:ascii="Calibri" w:eastAsia="宋体" w:hAnsi="Calibri" w:hint="eastAsia"/>
+                <w:rFonts w:ascii="Calibri" w:eastAsia="SimSun" w:hAnsi="Calibri" w:hint="eastAsia"/>
                 <w:szCs w:val="22"/>
               </w:rPr>
               <w:t>教师签字：</w:t>
             </w:r>
             <w:r>
               <w:rPr>
-                <w:rFonts w:ascii="Calibri" w:eastAsia="宋体" w:hAnsi="Calibri" w:hint="eastAsia"/>
+                <w:rFonts w:ascii="Calibri" w:eastAsia="SimSun" w:hAnsi="Calibri" w:hint="eastAsia"/>
                 <w:szCs w:val="22"/>
               </w:rPr>
               <w:t xml:space="preserve">               </w:t>
@@ -2350,55 +2353,55 @@
               <w:snapToGrid w:val="0"/>
               <w:jc w:val="right"/>
               <w:rPr>
-                <w:rFonts w:ascii="Calibri" w:eastAsia="宋体" w:hAnsi="Calibri"/>
-                <w:szCs w:val="22"/>
-              </w:rPr>
-            </w:pPr>
-            <w:r>
-              <w:rPr>
-                <w:rFonts w:ascii="Calibri" w:eastAsia="宋体" w:hAnsi="Calibri" w:hint="eastAsia"/>
+                <w:rFonts w:ascii="Calibri" w:eastAsia="SimSun" w:hAnsi="Calibri"/>
+                <w:szCs w:val="22"/>
+              </w:rPr>
+            </w:pPr>
+            <w:r>
+              <w:rPr>
+                <w:rFonts w:ascii="Calibri" w:eastAsia="SimSun" w:hAnsi="Calibri" w:hint="eastAsia"/>
                 <w:szCs w:val="22"/>
               </w:rPr>
               <w:t xml:space="preserve">    </w:t>
             </w:r>
             <w:r>
               <w:rPr>
-                <w:rFonts w:ascii="Calibri" w:eastAsia="宋体" w:hAnsi="Calibri" w:hint="eastAsia"/>
+                <w:rFonts w:ascii="Calibri" w:eastAsia="SimSun" w:hAnsi="Calibri" w:hint="eastAsia"/>
                 <w:szCs w:val="22"/>
               </w:rPr>
               <w:t>年</w:t>
             </w:r>
             <w:r>
               <w:rPr>
-                <w:rFonts w:ascii="Calibri" w:eastAsia="宋体" w:hAnsi="Calibri" w:hint="eastAsia"/>
+                <w:rFonts w:ascii="Calibri" w:eastAsia="SimSun" w:hAnsi="Calibri" w:hint="eastAsia"/>
                 <w:szCs w:val="22"/>
               </w:rPr>
               <w:t xml:space="preserve">      </w:t>
             </w:r>
             <w:r>
               <w:rPr>
-                <w:rFonts w:ascii="Calibri" w:eastAsia="宋体" w:hAnsi="Calibri" w:hint="eastAsia"/>
+                <w:rFonts w:ascii="Calibri" w:eastAsia="SimSun" w:hAnsi="Calibri" w:hint="eastAsia"/>
                 <w:szCs w:val="22"/>
               </w:rPr>
               <w:t>月</w:t>
             </w:r>
             <w:r>
               <w:rPr>
-                <w:rFonts w:ascii="Calibri" w:eastAsia="宋体" w:hAnsi="Calibri" w:hint="eastAsia"/>
+                <w:rFonts w:ascii="Calibri" w:eastAsia="SimSun" w:hAnsi="Calibri" w:hint="eastAsia"/>
                 <w:szCs w:val="22"/>
               </w:rPr>
               <w:t xml:space="preserve">      </w:t>
             </w:r>
             <w:r>
               <w:rPr>
-                <w:rFonts w:ascii="Calibri" w:eastAsia="宋体" w:hAnsi="Calibri" w:hint="eastAsia"/>
+                <w:rFonts w:ascii="Calibri" w:eastAsia="SimSun" w:hAnsi="Calibri" w:hint="eastAsia"/>
                 <w:szCs w:val="22"/>
               </w:rPr>
               <w:t>日</w:t>
             </w:r>
             <w:r>
               <w:rPr>
-                <w:rFonts w:ascii="Calibri" w:eastAsia="宋体" w:hAnsi="Calibri" w:hint="eastAsia"/>
+                <w:rFonts w:ascii="Calibri" w:eastAsia="SimSun" w:hAnsi="Calibri" w:hint="eastAsia"/>
                 <w:szCs w:val="22"/>
               </w:rPr>
               <w:t xml:space="preserve">       </w:t>
@@ -2422,13 +2425,13 @@
             <w:pPr>
               <w:snapToGrid w:val="0"/>
               <w:rPr>
-                <w:rFonts w:ascii="Calibri" w:eastAsia="宋体" w:hAnsi="Calibri"/>
-                <w:szCs w:val="22"/>
-              </w:rPr>
-            </w:pPr>
-            <w:r>
-              <w:rPr>
-                <w:rFonts w:ascii="Times New Roman" w:eastAsia="宋体" w:hAnsi="Times New Roman" w:hint="eastAsia"/>
+                <w:rFonts w:ascii="Calibri" w:eastAsia="SimSun" w:hAnsi="Calibri"/>
+                <w:szCs w:val="22"/>
+              </w:rPr>
+            </w:pPr>
+            <w:r>
+              <w:rPr>
+                <w:rFonts w:ascii="Times New Roman" w:eastAsia="SimSun" w:hAnsi="Times New Roman" w:hint="eastAsia"/>
                 <w:b/>
                 <w:bCs/>
                 <w:szCs w:val="22"/>
@@ -2437,7 +2440,7 @@
             </w:r>
             <w:r>
               <w:rPr>
-                <w:rFonts w:ascii="Times New Roman" w:eastAsia="宋体" w:hAnsi="Times New Roman" w:hint="eastAsia"/>
+                <w:rFonts w:ascii="Times New Roman" w:eastAsia="SimSun" w:hAnsi="Times New Roman" w:hint="eastAsia"/>
                 <w:b/>
                 <w:bCs/>
                 <w:szCs w:val="22"/>
@@ -2446,7 +2449,7 @@
             </w:r>
             <w:r>
               <w:rPr>
-                <w:rFonts w:ascii="Times New Roman" w:eastAsia="宋体" w:hAnsi="Times New Roman" w:hint="eastAsia"/>
+                <w:rFonts w:ascii="Times New Roman" w:eastAsia="SimSun" w:hAnsi="Times New Roman" w:hint="eastAsia"/>
                 <w:b/>
                 <w:bCs/>
                 <w:szCs w:val="22"/>
@@ -2455,7 +2458,7 @@
             </w:r>
             <w:r>
               <w:rPr>
-                <w:rFonts w:ascii="Times New Roman" w:eastAsia="宋体" w:hAnsi="Times New Roman" w:hint="eastAsia"/>
+                <w:rFonts w:ascii="Times New Roman" w:eastAsia="SimSun" w:hAnsi="Times New Roman" w:hint="eastAsia"/>
                 <w:b/>
                 <w:bCs/>
                 <w:szCs w:val="22"/>
@@ -2464,7 +2467,7 @@
             </w:r>
             <w:r>
               <w:rPr>
-                <w:rFonts w:ascii="Times New Roman" w:eastAsia="宋体" w:hAnsi="Times New Roman" w:hint="eastAsia"/>
+                <w:rFonts w:ascii="Times New Roman" w:eastAsia="SimSun" w:hAnsi="Times New Roman" w:hint="eastAsia"/>
                 <w:b/>
                 <w:bCs/>
                 <w:szCs w:val="22"/>
@@ -2475,7 +2478,13 @@
         </w:tc>
       </w:tr>
     </w:tbl>
-    <w:p/>
+    <w:p>
+      <w:pPr>
+        <w:rPr>
+          <w:rFonts w:hint="eastAsia"/>
+        </w:rPr>
+      </w:pPr>
+    </w:p>
     <w:sectPr>
       <w:footerReference w:type="default" r:id="rId10"/>
       <w:pgSz w:w="11900" w:h="16840"/>
@@ -2490,9 +2499,14 @@
 </file>
 
 <file path=word/endnotes.xml><?xml version="1.0" encoding="utf-8"?>
-<w:endnotes xmlns:wpc="http://schemas.microsoft.com/office/word/2010/wordprocessingCanvas" xmlns:cx="http://schemas.microsoft.com/office/drawing/2014/chartex" xmlns:cx1="http://schemas.microsoft.com/office/drawing/2015/9/8/chartex" xmlns:cx2="http://schemas.microsoft.com/office/drawing/2015/10/21/chartex" xmlns:cx3="http://schemas.microsoft.com/office/drawing/2016/5/9/chartex" xmlns:cx4="http://schemas.microsoft.com/office/drawing/2016/5/10/chartex" xmlns:cx5="http://schemas.microsoft.com/office/drawing/2016/5/11/chartex" xmlns:cx6="http://schemas.microsoft.com/office/drawing/2016/5/12/chartex" xmlns:cx7="http://schemas.microsoft.com/office/drawing/2016/5/13/chartex" xmlns:cx8="http://schemas.microsoft.com/office/drawing/2016/5/14/chartex" xmlns:mc="http://schemas.openxmlformats.org/markup-compatibility/2006" xmlns:aink="http://schemas.microsoft.com/office/drawing/2016/ink" xmlns:am3d="http://schemas.microsoft.com/office/drawing/2017/model3d" xmlns:o="urn:schemas-microsoft-com:office:office" xmlns:r="http://schemas.openxmlformats.org/officeDocument/2006/relationships" xmlns:m="http://schemas.openxmlformats.org/officeDocument/2006/math" xmlns:v="urn:schemas-microsoft-com:vml" xmlns:wp14="http://schemas.microsoft.com/office/word/2010/wordprocessingDrawing" xmlns:wp="http://schemas.openxmlformats.org/drawingml/2006/wordprocessingDrawing" xmlns:w10="urn:schemas-microsoft-com:office:word" xmlns:w="http://schemas.openxmlformats.org/wordprocessingml/2006/main" xmlns:w14="http://schemas.microsoft.com/office/word/2010/wordml" xmlns:w15="http://schemas.microsoft.com/office/word/2012/wordml" xmlns:w16cex="http://schemas.microsoft.com/office/word/2018/wordml/cex" xmlns:w16cid="http://schemas.microsoft.com/office/word/2016/wordml/cid" xmlns:w16="http://schemas.microsoft.com/office/word/2018/wordml" xmlns:w16sdtdh="http://schemas.microsoft.com/office/word/2020/wordml/sdtdatahash" xmlns:w16se="http://schemas.microsoft.com/office/word/2015/wordml/symex" xmlns:wpg="http://schemas.microsoft.com/office/word/2010/wordprocessingGroup" xmlns:wpi="http://schemas.microsoft.com/office/word/2010/wordprocessingInk" xmlns:wne="http://schemas.microsoft.com/office/word/2006/wordml" xmlns:wps="http://schemas.microsoft.com/office/word/2010/wordprocessingShape" mc:Ignorable="w14 w15 w16se w16cid w16 w16cex w16sdtdh wp14">
+<w:endnotes xmlns:wpc="http://schemas.microsoft.com/office/word/2010/wordprocessingCanvas" xmlns:cx="http://schemas.microsoft.com/office/drawing/2014/chartex" xmlns:cx1="http://schemas.microsoft.com/office/drawing/2015/9/8/chartex" xmlns:cx2="http://schemas.microsoft.com/office/drawing/2015/10/21/chartex" xmlns:cx3="http://schemas.microsoft.com/office/drawing/2016/5/9/chartex" xmlns:cx4="http://schemas.microsoft.com/office/drawing/2016/5/10/chartex" xmlns:cx5="http://schemas.microsoft.com/office/drawing/2016/5/11/chartex" xmlns:cx6="http://schemas.microsoft.com/office/drawing/2016/5/12/chartex" xmlns:cx7="http://schemas.microsoft.com/office/drawing/2016/5/13/chartex" xmlns:cx8="http://schemas.microsoft.com/office/drawing/2016/5/14/chartex" xmlns:mc="http://schemas.openxmlformats.org/markup-compatibility/2006" xmlns:aink="http://schemas.microsoft.com/office/drawing/2016/ink" xmlns:am3d="http://schemas.microsoft.com/office/drawing/2017/model3d" xmlns:o="urn:schemas-microsoft-com:office:office" xmlns:oel="http://schemas.microsoft.com/office/2019/extlst" xmlns:r="http://schemas.openxmlformats.org/officeDocument/2006/relationships" xmlns:m="http://schemas.openxmlformats.org/officeDocument/2006/math" xmlns:v="urn:schemas-microsoft-com:vml" xmlns:wp14="http://schemas.microsoft.com/office/word/2010/wordprocessingDrawing" xmlns:wp="http://schemas.openxmlformats.org/drawingml/2006/wordprocessingDrawing" xmlns:w10="urn:schemas-microsoft-com:office:word" xmlns:w="http://schemas.openxmlformats.org/wordprocessingml/2006/main" xmlns:w14="http://schemas.microsoft.com/office/word/2010/wordml" xmlns:w15="http://schemas.microsoft.com/office/word/2012/wordml" xmlns:w16cex="http://schemas.microsoft.com/office/word/2018/wordml/cex" xmlns:w16cid="http://schemas.microsoft.com/office/word/2016/wordml/cid" xmlns:w16="http://schemas.microsoft.com/office/word/2018/wordml" xmlns:w16du="http://schemas.microsoft.com/office/word/2023/wordml/word16du" xmlns:w16sdtdh="http://schemas.microsoft.com/office/word/2020/wordml/sdtdatahash" xmlns:w16sdtfl="http://schemas.microsoft.com/office/word/2024/wordml/sdtformatlock" xmlns:w16se="http://schemas.microsoft.com/office/word/2015/wordml/symex" xmlns:wpg="http://schemas.microsoft.com/office/word/2010/wordprocessingGroup" xmlns:wpi="http://schemas.microsoft.com/office/word/2010/wordprocessingInk" xmlns:wne="http://schemas.microsoft.com/office/word/2006/wordml" xmlns:wps="http://schemas.microsoft.com/office/word/2010/wordprocessingShape" mc:Ignorable="w14 w15 w16se w16cid w16 w16cex w16sdtdh w16sdtfl w16du wp14">
   <w:endnote w:type="separator" w:id="-1">
     <w:p>
+      <w:pPr>
+        <w:rPr>
+          <w:rFonts w:hint="eastAsia"/>
+        </w:rPr>
+      </w:pPr>
       <w:r>
         <w:separator/>
       </w:r>
@@ -2500,6 +2514,11 @@
   </w:endnote>
   <w:endnote w:type="continuationSeparator" w:id="0">
     <w:p>
+      <w:pPr>
+        <w:rPr>
+          <w:rFonts w:hint="eastAsia"/>
+        </w:rPr>
+      </w:pPr>
       <w:r>
         <w:continuationSeparator/>
       </w:r>
@@ -2509,7 +2528,7 @@
 </file>
 
 <file path=word/footer1.xml><?xml version="1.0" encoding="utf-8"?>
-<w:ftr xmlns:wpc="http://schemas.microsoft.com/office/word/2010/wordprocessingCanvas" xmlns:cx="http://schemas.microsoft.com/office/drawing/2014/chartex" xmlns:cx1="http://schemas.microsoft.com/office/drawing/2015/9/8/chartex" xmlns:cx2="http://schemas.microsoft.com/office/drawing/2015/10/21/chartex" xmlns:cx3="http://schemas.microsoft.com/office/drawing/2016/5/9/chartex" xmlns:cx4="http://schemas.microsoft.com/office/drawing/2016/5/10/chartex" xmlns:cx5="http://schemas.microsoft.com/office/drawing/2016/5/11/chartex" xmlns:cx6="http://schemas.microsoft.com/office/drawing/2016/5/12/chartex" xmlns:cx7="http://schemas.microsoft.com/office/drawing/2016/5/13/chartex" xmlns:cx8="http://schemas.microsoft.com/office/drawing/2016/5/14/chartex" xmlns:mc="http://schemas.openxmlformats.org/markup-compatibility/2006" xmlns:aink="http://schemas.microsoft.com/office/drawing/2016/ink" xmlns:am3d="http://schemas.microsoft.com/office/drawing/2017/model3d" xmlns:o="urn:schemas-microsoft-com:office:office" xmlns:r="http://schemas.openxmlformats.org/officeDocument/2006/relationships" xmlns:m="http://schemas.openxmlformats.org/officeDocument/2006/math" xmlns:v="urn:schemas-microsoft-com:vml" xmlns:wp14="http://schemas.microsoft.com/office/word/2010/wordprocessingDrawing" xmlns:wp="http://schemas.openxmlformats.org/drawingml/2006/wordprocessingDrawing" xmlns:w10="urn:schemas-microsoft-com:office:word" xmlns:w="http://schemas.openxmlformats.org/wordprocessingml/2006/main" xmlns:w14="http://schemas.microsoft.com/office/word/2010/wordml" xmlns:w15="http://schemas.microsoft.com/office/word/2012/wordml" xmlns:w16cex="http://schemas.microsoft.com/office/word/2018/wordml/cex" xmlns:w16cid="http://schemas.microsoft.com/office/word/2016/wordml/cid" xmlns:w16="http://schemas.microsoft.com/office/word/2018/wordml" xmlns:w16sdtdh="http://schemas.microsoft.com/office/word/2020/wordml/sdtdatahash" xmlns:w16se="http://schemas.microsoft.com/office/word/2015/wordml/symex" xmlns:wpg="http://schemas.microsoft.com/office/word/2010/wordprocessingGroup" xmlns:wpi="http://schemas.microsoft.com/office/word/2010/wordprocessingInk" xmlns:wne="http://schemas.microsoft.com/office/word/2006/wordml" xmlns:wps="http://schemas.microsoft.com/office/word/2010/wordprocessingShape" mc:Ignorable="w14 w15 w16se w16cid w16 w16cex w16sdtdh wp14">
+<w:ftr xmlns:wpc="http://schemas.microsoft.com/office/word/2010/wordprocessingCanvas" xmlns:cx="http://schemas.microsoft.com/office/drawing/2014/chartex" xmlns:cx1="http://schemas.microsoft.com/office/drawing/2015/9/8/chartex" xmlns:cx2="http://schemas.microsoft.com/office/drawing/2015/10/21/chartex" xmlns:cx3="http://schemas.microsoft.com/office/drawing/2016/5/9/chartex" xmlns:cx4="http://schemas.microsoft.com/office/drawing/2016/5/10/chartex" xmlns:cx5="http://schemas.microsoft.com/office/drawing/2016/5/11/chartex" xmlns:cx6="http://schemas.microsoft.com/office/drawing/2016/5/12/chartex" xmlns:cx7="http://schemas.microsoft.com/office/drawing/2016/5/13/chartex" xmlns:cx8="http://schemas.microsoft.com/office/drawing/2016/5/14/chartex" xmlns:mc="http://schemas.openxmlformats.org/markup-compatibility/2006" xmlns:aink="http://schemas.microsoft.com/office/drawing/2016/ink" xmlns:am3d="http://schemas.microsoft.com/office/drawing/2017/model3d" xmlns:o="urn:schemas-microsoft-com:office:office" xmlns:oel="http://schemas.microsoft.com/office/2019/extlst" xmlns:r="http://schemas.openxmlformats.org/officeDocument/2006/relationships" xmlns:m="http://schemas.openxmlformats.org/officeDocument/2006/math" xmlns:v="urn:schemas-microsoft-com:vml" xmlns:wp14="http://schemas.microsoft.com/office/word/2010/wordprocessingDrawing" xmlns:wp="http://schemas.openxmlformats.org/drawingml/2006/wordprocessingDrawing" xmlns:w10="urn:schemas-microsoft-com:office:word" xmlns:w="http://schemas.openxmlformats.org/wordprocessingml/2006/main" xmlns:w14="http://schemas.microsoft.com/office/word/2010/wordml" xmlns:w15="http://schemas.microsoft.com/office/word/2012/wordml" xmlns:w16cex="http://schemas.microsoft.com/office/word/2018/wordml/cex" xmlns:w16cid="http://schemas.microsoft.com/office/word/2016/wordml/cid" xmlns:w16="http://schemas.microsoft.com/office/word/2018/wordml" xmlns:w16du="http://schemas.microsoft.com/office/word/2023/wordml/word16du" xmlns:w16sdtdh="http://schemas.microsoft.com/office/word/2020/wordml/sdtdatahash" xmlns:w16sdtfl="http://schemas.microsoft.com/office/word/2024/wordml/sdtformatlock" xmlns:w16se="http://schemas.microsoft.com/office/word/2015/wordml/symex" xmlns:wpg="http://schemas.microsoft.com/office/word/2010/wordprocessingGroup" xmlns:wpi="http://schemas.microsoft.com/office/word/2010/wordprocessingInk" xmlns:wne="http://schemas.microsoft.com/office/word/2006/wordml" xmlns:wps="http://schemas.microsoft.com/office/word/2010/wordprocessingShape" mc:Ignorable="w14 w15 w16se w16cid w16 w16cex w16sdtdh w16sdtfl w16du wp14">
   <w:sdt>
     <w:sdtPr>
       <w:id w:val="422338141"/>
@@ -2518,12 +2537,14 @@
         <w:docPartUnique/>
       </w:docPartObj>
     </w:sdtPr>
-    <w:sdtEndPr/>
     <w:sdtContent>
       <w:p>
         <w:pPr>
           <w:pStyle w:val="a5"/>
           <w:jc w:val="center"/>
+          <w:rPr>
+            <w:rFonts w:hint="eastAsia"/>
+          </w:rPr>
         </w:pPr>
         <w:r>
           <w:fldChar w:fldCharType="begin"/>
@@ -2555,9 +2576,14 @@
 </file>
 
 <file path=word/footnotes.xml><?xml version="1.0" encoding="utf-8"?>
-<w:footnotes xmlns:wpc="http://schemas.microsoft.com/office/word/2010/wordprocessingCanvas" xmlns:cx="http://schemas.microsoft.com/office/drawing/2014/chartex" xmlns:cx1="http://schemas.microsoft.com/office/drawing/2015/9/8/chartex" xmlns:cx2="http://schemas.microsoft.com/office/drawing/2015/10/21/chartex" xmlns:cx3="http://schemas.microsoft.com/office/drawing/2016/5/9/chartex" xmlns:cx4="http://schemas.microsoft.com/office/drawing/2016/5/10/chartex" xmlns:cx5="http://schemas.microsoft.com/office/drawing/2016/5/11/chartex" xmlns:cx6="http://schemas.microsoft.com/office/drawing/2016/5/12/chartex" xmlns:cx7="http://schemas.microsoft.com/office/drawing/2016/5/13/chartex" xmlns:cx8="http://schemas.microsoft.com/office/drawing/2016/5/14/chartex" xmlns:mc="http://schemas.openxmlformats.org/markup-compatibility/2006" xmlns:aink="http://schemas.microsoft.com/office/drawing/2016/ink" xmlns:am3d="http://schemas.microsoft.com/office/drawing/2017/model3d" xmlns:o="urn:schemas-microsoft-com:office:office" xmlns:r="http://schemas.openxmlformats.org/officeDocument/2006/relationships" xmlns:m="http://schemas.openxmlformats.org/officeDocument/2006/math" xmlns:v="urn:schemas-microsoft-com:vml" xmlns:wp14="http://schemas.microsoft.com/office/word/2010/wordprocessingDrawing" xmlns:wp="http://schemas.openxmlformats.org/drawingml/2006/wordprocessingDrawing" xmlns:w10="urn:schemas-microsoft-com:office:word" xmlns:w="http://schemas.openxmlformats.org/wordprocessingml/2006/main" xmlns:w14="http://schemas.microsoft.com/office/word/2010/wordml" xmlns:w15="http://schemas.microsoft.com/office/word/2012/wordml" xmlns:w16cex="http://schemas.microsoft.com/office/word/2018/wordml/cex" xmlns:w16cid="http://schemas.microsoft.com/office/word/2016/wordml/cid" xmlns:w16="http://schemas.microsoft.com/office/word/2018/wordml" xmlns:w16sdtdh="http://schemas.microsoft.com/office/word/2020/wordml/sdtdatahash" xmlns:w16se="http://schemas.microsoft.com/office/word/2015/wordml/symex" xmlns:wpg="http://schemas.microsoft.com/office/word/2010/wordprocessingGroup" xmlns:wpi="http://schemas.microsoft.com/office/word/2010/wordprocessingInk" xmlns:wne="http://schemas.microsoft.com/office/word/2006/wordml" xmlns:wps="http://schemas.microsoft.com/office/word/2010/wordprocessingShape" mc:Ignorable="w14 w15 w16se w16cid w16 w16cex w16sdtdh wp14">
+<w:footnotes xmlns:wpc="http://schemas.microsoft.com/office/word/2010/wordprocessingCanvas" xmlns:cx="http://schemas.microsoft.com/office/drawing/2014/chartex" xmlns:cx1="http://schemas.microsoft.com/office/drawing/2015/9/8/chartex" xmlns:cx2="http://schemas.microsoft.com/office/drawing/2015/10/21/chartex" xmlns:cx3="http://schemas.microsoft.com/office/drawing/2016/5/9/chartex" xmlns:cx4="http://schemas.microsoft.com/office/drawing/2016/5/10/chartex" xmlns:cx5="http://schemas.microsoft.com/office/drawing/2016/5/11/chartex" xmlns:cx6="http://schemas.microsoft.com/office/drawing/2016/5/12/chartex" xmlns:cx7="http://schemas.microsoft.com/office/drawing/2016/5/13/chartex" xmlns:cx8="http://schemas.microsoft.com/office/drawing/2016/5/14/chartex" xmlns:mc="http://schemas.openxmlformats.org/markup-compatibility/2006" xmlns:aink="http://schemas.microsoft.com/office/drawing/2016/ink" xmlns:am3d="http://schemas.microsoft.com/office/drawing/2017/model3d" xmlns:o="urn:schemas-microsoft-com:office:office" xmlns:oel="http://schemas.microsoft.com/office/2019/extlst" xmlns:r="http://schemas.openxmlformats.org/officeDocument/2006/relationships" xmlns:m="http://schemas.openxmlformats.org/officeDocument/2006/math" xmlns:v="urn:schemas-microsoft-com:vml" xmlns:wp14="http://schemas.microsoft.com/office/word/2010/wordprocessingDrawing" xmlns:wp="http://schemas.openxmlformats.org/drawingml/2006/wordprocessingDrawing" xmlns:w10="urn:schemas-microsoft-com:office:word" xmlns:w="http://schemas.openxmlformats.org/wordprocessingml/2006/main" xmlns:w14="http://schemas.microsoft.com/office/word/2010/wordml" xmlns:w15="http://schemas.microsoft.com/office/word/2012/wordml" xmlns:w16cex="http://schemas.microsoft.com/office/word/2018/wordml/cex" xmlns:w16cid="http://schemas.microsoft.com/office/word/2016/wordml/cid" xmlns:w16="http://schemas.microsoft.com/office/word/2018/wordml" xmlns:w16du="http://schemas.microsoft.com/office/word/2023/wordml/word16du" xmlns:w16sdtdh="http://schemas.microsoft.com/office/word/2020/wordml/sdtdatahash" xmlns:w16sdtfl="http://schemas.microsoft.com/office/word/2024/wordml/sdtformatlock" xmlns:w16se="http://schemas.microsoft.com/office/word/2015/wordml/symex" xmlns:wpg="http://schemas.microsoft.com/office/word/2010/wordprocessingGroup" xmlns:wpi="http://schemas.microsoft.com/office/word/2010/wordprocessingInk" xmlns:wne="http://schemas.microsoft.com/office/word/2006/wordml" xmlns:wps="http://schemas.microsoft.com/office/word/2010/wordprocessingShape" mc:Ignorable="w14 w15 w16se w16cid w16 w16cex w16sdtdh w16sdtfl w16du wp14">
   <w:footnote w:type="separator" w:id="-1">
     <w:p>
+      <w:pPr>
+        <w:rPr>
+          <w:rFonts w:hint="eastAsia"/>
+        </w:rPr>
+      </w:pPr>
       <w:r>
         <w:separator/>
       </w:r>
@@ -2565,6 +2591,11 @@
   </w:footnote>
   <w:footnote w:type="continuationSeparator" w:id="0">
     <w:p>
+      <w:pPr>
+        <w:rPr>
+          <w:rFonts w:hint="eastAsia"/>
+        </w:rPr>
+      </w:pPr>
       <w:r>
         <w:continuationSeparator/>
       </w:r>
@@ -2574,7 +2605,7 @@
 </file>
 
 <file path=word/numbering.xml><?xml version="1.0" encoding="utf-8"?>
-<w:numbering xmlns:wpc="http://schemas.microsoft.com/office/word/2010/wordprocessingCanvas" xmlns:cx="http://schemas.microsoft.com/office/drawing/2014/chartex" xmlns:cx1="http://schemas.microsoft.com/office/drawing/2015/9/8/chartex" xmlns:cx2="http://schemas.microsoft.com/office/drawing/2015/10/21/chartex" xmlns:cx3="http://schemas.microsoft.com/office/drawing/2016/5/9/chartex" xmlns:cx4="http://schemas.microsoft.com/office/drawing/2016/5/10/chartex" xmlns:cx5="http://schemas.microsoft.com/office/drawing/2016/5/11/chartex" xmlns:cx6="http://schemas.microsoft.com/office/drawing/2016/5/12/chartex" xmlns:cx7="http://schemas.microsoft.com/office/drawing/2016/5/13/chartex" xmlns:cx8="http://schemas.microsoft.com/office/drawing/2016/5/14/chartex" xmlns:mc="http://schemas.openxmlformats.org/markup-compatibility/2006" xmlns:aink="http://schemas.microsoft.com/office/drawing/2016/ink" xmlns:am3d="http://schemas.microsoft.com/office/drawing/2017/model3d" xmlns:o="urn:schemas-microsoft-com:office:office" xmlns:r="http://schemas.openxmlformats.org/officeDocument/2006/relationships" xmlns:m="http://schemas.openxmlformats.org/officeDocument/2006/math" xmlns:v="urn:schemas-microsoft-com:vml" xmlns:wp14="http://schemas.microsoft.com/office/word/2010/wordprocessingDrawing" xmlns:wp="http://schemas.openxmlformats.org/drawingml/2006/wordprocessingDrawing" xmlns:w10="urn:schemas-microsoft-com:office:word" xmlns:w="http://schemas.openxmlformats.org/wordprocessingml/2006/main" xmlns:w14="http://schemas.microsoft.com/office/word/2010/wordml" xmlns:w15="http://schemas.microsoft.com/office/word/2012/wordml" xmlns:w16cex="http://schemas.microsoft.com/office/word/2018/wordml/cex" xmlns:w16cid="http://schemas.microsoft.com/office/word/2016/wordml/cid" xmlns:w16="http://schemas.microsoft.com/office/word/2018/wordml" xmlns:w16sdtdh="http://schemas.microsoft.com/office/word/2020/wordml/sdtdatahash" xmlns:w16se="http://schemas.microsoft.com/office/word/2015/wordml/symex" xmlns:wpg="http://schemas.microsoft.com/office/word/2010/wordprocessingGroup" xmlns:wpi="http://schemas.microsoft.com/office/word/2010/wordprocessingInk" xmlns:wne="http://schemas.microsoft.com/office/word/2006/wordml" xmlns:wps="http://schemas.microsoft.com/office/word/2010/wordprocessingShape" mc:Ignorable="w14 w15 w16se w16cid w16 w16cex w16sdtdh wp14">
+<w:numbering xmlns:wpc="http://schemas.microsoft.com/office/word/2010/wordprocessingCanvas" xmlns:cx="http://schemas.microsoft.com/office/drawing/2014/chartex" xmlns:cx1="http://schemas.microsoft.com/office/drawing/2015/9/8/chartex" xmlns:cx2="http://schemas.microsoft.com/office/drawing/2015/10/21/chartex" xmlns:cx3="http://schemas.microsoft.com/office/drawing/2016/5/9/chartex" xmlns:cx4="http://schemas.microsoft.com/office/drawing/2016/5/10/chartex" xmlns:cx5="http://schemas.microsoft.com/office/drawing/2016/5/11/chartex" xmlns:cx6="http://schemas.microsoft.com/office/drawing/2016/5/12/chartex" xmlns:cx7="http://schemas.microsoft.com/office/drawing/2016/5/13/chartex" xmlns:cx8="http://schemas.microsoft.com/office/drawing/2016/5/14/chartex" xmlns:mc="http://schemas.openxmlformats.org/markup-compatibility/2006" xmlns:aink="http://schemas.microsoft.com/office/drawing/2016/ink" xmlns:am3d="http://schemas.microsoft.com/office/drawing/2017/model3d" xmlns:o="urn:schemas-microsoft-com:office:office" xmlns:oel="http://schemas.microsoft.com/office/2019/extlst" xmlns:r="http://schemas.openxmlformats.org/officeDocument/2006/relationships" xmlns:m="http://schemas.openxmlformats.org/officeDocument/2006/math" xmlns:v="urn:schemas-microsoft-com:vml" xmlns:wp14="http://schemas.microsoft.com/office/word/2010/wordprocessingDrawing" xmlns:wp="http://schemas.openxmlformats.org/drawingml/2006/wordprocessingDrawing" xmlns:w10="urn:schemas-microsoft-com:office:word" xmlns:w="http://schemas.openxmlformats.org/wordprocessingml/2006/main" xmlns:w14="http://schemas.microsoft.com/office/word/2010/wordml" xmlns:w15="http://schemas.microsoft.com/office/word/2012/wordml" xmlns:w16cex="http://schemas.microsoft.com/office/word/2018/wordml/cex" xmlns:w16cid="http://schemas.microsoft.com/office/word/2016/wordml/cid" xmlns:w16="http://schemas.microsoft.com/office/word/2018/wordml" xmlns:w16du="http://schemas.microsoft.com/office/word/2023/wordml/word16du" xmlns:w16sdtdh="http://schemas.microsoft.com/office/word/2020/wordml/sdtdatahash" xmlns:w16sdtfl="http://schemas.microsoft.com/office/word/2024/wordml/sdtformatlock" xmlns:w16se="http://schemas.microsoft.com/office/word/2015/wordml/symex" xmlns:wpg="http://schemas.microsoft.com/office/word/2010/wordprocessingGroup" xmlns:wpi="http://schemas.microsoft.com/office/word/2010/wordprocessingInk" xmlns:wne="http://schemas.microsoft.com/office/word/2006/wordml" xmlns:wps="http://schemas.microsoft.com/office/word/2010/wordprocessingShape" mc:Ignorable="w14 w15 w16se w16cid w16 w16cex w16sdtdh w16sdtfl w16du wp14">
   <w:abstractNum w:abstractNumId="0" w15:restartNumberingAfterBreak="0">
     <w:nsid w:val="023C6D22"/>
     <w:multiLevelType w:val="hybridMultilevel"/>
@@ -3092,30 +3123,30 @@
       </w:pPr>
     </w:lvl>
   </w:abstractNum>
-  <w:num w:numId="1">
+  <w:num w:numId="1" w16cid:durableId="13768583">
     <w:abstractNumId w:val="3"/>
   </w:num>
-  <w:num w:numId="2">
+  <w:num w:numId="2" w16cid:durableId="825125197">
     <w:abstractNumId w:val="2"/>
   </w:num>
-  <w:num w:numId="3">
+  <w:num w:numId="3" w16cid:durableId="840970236">
     <w:abstractNumId w:val="4"/>
   </w:num>
-  <w:num w:numId="4">
+  <w:num w:numId="4" w16cid:durableId="1581017074">
     <w:abstractNumId w:val="1"/>
   </w:num>
-  <w:num w:numId="5">
+  <w:num w:numId="5" w16cid:durableId="825318115">
     <w:abstractNumId w:val="0"/>
   </w:num>
 </w:numbering>
 </file>
 
 <file path=word/styles.xml><?xml version="1.0" encoding="utf-8"?>
-<w:styles xmlns:mc="http://schemas.openxmlformats.org/markup-compatibility/2006" xmlns:r="http://schemas.openxmlformats.org/officeDocument/2006/relationships" xmlns:w="http://schemas.openxmlformats.org/wordprocessingml/2006/main" xmlns:w14="http://schemas.microsoft.com/office/word/2010/wordml" xmlns:w15="http://schemas.microsoft.com/office/word/2012/wordml" xmlns:w16cex="http://schemas.microsoft.com/office/word/2018/wordml/cex" xmlns:w16cid="http://schemas.microsoft.com/office/word/2016/wordml/cid" xmlns:w16="http://schemas.microsoft.com/office/word/2018/wordml" xmlns:w16sdtdh="http://schemas.microsoft.com/office/word/2020/wordml/sdtdatahash" xmlns:w16se="http://schemas.microsoft.com/office/word/2015/wordml/symex" mc:Ignorable="w14 w15 w16se w16cid w16 w16cex w16sdtdh">
+<w:styles xmlns:mc="http://schemas.openxmlformats.org/markup-compatibility/2006" xmlns:r="http://schemas.openxmlformats.org/officeDocument/2006/relationships" xmlns:w="http://schemas.openxmlformats.org/wordprocessingml/2006/main" xmlns:w14="http://schemas.microsoft.com/office/word/2010/wordml" xmlns:w15="http://schemas.microsoft.com/office/word/2012/wordml" xmlns:w16cex="http://schemas.microsoft.com/office/word/2018/wordml/cex" xmlns:w16cid="http://schemas.microsoft.com/office/word/2016/wordml/cid" xmlns:w16="http://schemas.microsoft.com/office/word/2018/wordml" xmlns:w16du="http://schemas.microsoft.com/office/word/2023/wordml/word16du" xmlns:w16sdtdh="http://schemas.microsoft.com/office/word/2020/wordml/sdtdatahash" xmlns:w16sdtfl="http://schemas.microsoft.com/office/word/2024/wordml/sdtformatlock" xmlns:w16se="http://schemas.microsoft.com/office/word/2015/wordml/symex" mc:Ignorable="w14 w15 w16se w16cid w16 w16cex w16sdtdh w16sdtfl w16du">
   <w:docDefaults>
     <w:rPrDefault>
       <w:rPr>
-        <w:rFonts w:ascii="Times New Roman" w:eastAsia="宋体" w:hAnsi="Times New Roman" w:cs="Times New Roman"/>
+        <w:rFonts w:ascii="Times New Roman" w:eastAsia="SimSun" w:hAnsi="Times New Roman" w:cs="Times New Roman"/>
         <w:lang w:val="en-US" w:eastAsia="zh-CN" w:bidi="ar-SA"/>
       </w:rPr>
     </w:rPrDefault>
@@ -3517,7 +3548,6 @@
   <w:style w:type="character" w:default="1" w:styleId="a0">
     <w:name w:val="Default Paragraph Font"/>
     <w:uiPriority w:val="1"/>
-    <w:semiHidden/>
     <w:unhideWhenUsed/>
   </w:style>
   <w:style w:type="table" w:default="1" w:styleId="a1">
@@ -3929,6 +3959,10 @@
 </file>
 
 <file path=customXml/item1.xml><?xml version="1.0" encoding="utf-8"?>
+<b:Sources xmlns:b="http://schemas.openxmlformats.org/officeDocument/2006/bibliography" xmlns="http://schemas.openxmlformats.org/officeDocument/2006/bibliography" SelectedStyle="\APA.XSL" StyleName="APA"/>
+</file>
+
+<file path=customXml/item2.xml><?xml version="1.0" encoding="utf-8"?>
 <s:customData xmlns="http://www.wps.cn/officeDocument/2013/wpsCustomData" xmlns:s="http://www.wps.cn/officeDocument/2013/wpsCustomData">
   <customSectProps>
     <customSectPr/>
@@ -3936,22 +3970,18 @@
 </s:customData>
 </file>
 
-<file path=customXml/item2.xml><?xml version="1.0" encoding="utf-8"?>
-<b:Sources xmlns:b="http://schemas.openxmlformats.org/officeDocument/2006/bibliography" xmlns="http://schemas.openxmlformats.org/officeDocument/2006/bibliography" SelectedStyle="\APA.XSL" StyleName="APA"/>
+<file path=customXml/itemProps1.xml><?xml version="1.0" encoding="utf-8"?>
+<ds:datastoreItem xmlns:ds="http://schemas.openxmlformats.org/officeDocument/2006/customXml" ds:itemID="{4F8F2FDE-A99D-476E-A850-9BA967510E34}">
+  <ds:schemaRefs>
+    <ds:schemaRef ds:uri="http://schemas.openxmlformats.org/officeDocument/2006/bibliography"/>
+  </ds:schemaRefs>
+</ds:datastoreItem>
 </file>
 
-<file path=customXml/itemProps1.xml><?xml version="1.0" encoding="utf-8"?>
+<file path=customXml/itemProps2.xml><?xml version="1.0" encoding="utf-8"?>
 <ds:datastoreItem xmlns:ds="http://schemas.openxmlformats.org/officeDocument/2006/customXml" ds:itemID="{B1977F7D-205B-4081-913C-38D41E755F92}">
   <ds:schemaRefs>
     <ds:schemaRef ds:uri="http://www.wps.cn/officeDocument/2013/wpsCustomData"/>
   </ds:schemaRefs>
 </ds:datastoreItem>
-</file>
-
-<file path=customXml/itemProps2.xml><?xml version="1.0" encoding="utf-8"?>
-<ds:datastoreItem xmlns:ds="http://schemas.openxmlformats.org/officeDocument/2006/customXml" ds:itemID="{4F8F2FDE-A99D-476E-A850-9BA967510E34}">
-  <ds:schemaRefs>
-    <ds:schemaRef ds:uri="http://schemas.openxmlformats.org/officeDocument/2006/bibliography"/>
-  </ds:schemaRefs>
-</ds:datastoreItem>
 </file>